--- a/CS420Lab4NBN.docx
+++ b/CS420Lab4NBN.docx
@@ -622,6 +622,40 @@
     </w:p>
     <w:p>
       <w:pPr>
+        <w:ind w:left="720" w:firstLine="0"/>
+        <w:rPr>
+          <w:color w:val="0070C0"/>
+        </w:rPr>
+      </w:pPr>
+      <w:r>
+        <w:rPr>
+          <w:color w:val="0070C0"/>
+        </w:rPr>
+        <w:t xml:space="preserve">Primary Key of the table is </w:t>
+      </w:r>
+      <w:proofErr w:type="spellStart"/>
+      <w:r>
+        <w:rPr>
+          <w:color w:val="0070C0"/>
+        </w:rPr>
+        <w:t>SessionID</w:t>
+      </w:r>
+      <w:proofErr w:type="spellEnd"/>
+      <w:r>
+        <w:rPr>
+          <w:color w:val="0070C0"/>
+        </w:rPr>
+        <w:t xml:space="preserve"> as it uniquely</w:t>
+      </w:r>
+      <w:r>
+        <w:rPr>
+          <w:color w:val="0070C0"/>
+        </w:rPr>
+        <w:t xml:space="preserve"> identifies the session</w:t>
+      </w:r>
+    </w:p>
+    <w:p>
+      <w:pPr>
         <w:numPr>
           <w:ilvl w:val="0"/>
           <w:numId w:val="2"/>
@@ -645,6 +679,290 @@
     <w:p>
       <w:pPr>
         <w:numPr>
+          <w:ilvl w:val="1"/>
+          <w:numId w:val="2"/>
+        </w:numPr>
+        <w:spacing w:after="6" w:line="253" w:lineRule="auto"/>
+      </w:pPr>
+      <w:proofErr w:type="spellStart"/>
+      <w:r>
+        <w:rPr>
+          <w:color w:val="0070C0"/>
+        </w:rPr>
+        <w:t>SessionID</w:t>
+      </w:r>
+      <w:proofErr w:type="spellEnd"/>
+      <w:r>
+        <w:rPr>
+          <w:color w:val="0070C0"/>
+        </w:rPr>
+        <w:t xml:space="preserve"> -&gt; </w:t>
+      </w:r>
+      <w:proofErr w:type="spellStart"/>
+      <w:r>
+        <w:rPr>
+          <w:color w:val="0070C0"/>
+        </w:rPr>
+        <w:t>TutorID</w:t>
+      </w:r>
+      <w:proofErr w:type="spellEnd"/>
+      <w:r>
+        <w:rPr>
+          <w:color w:val="0070C0"/>
+        </w:rPr>
+        <w:t xml:space="preserve">, StudentID, </w:t>
+      </w:r>
+      <w:proofErr w:type="spellStart"/>
+      <w:r>
+        <w:rPr>
+          <w:color w:val="0070C0"/>
+        </w:rPr>
+        <w:t>RoomID</w:t>
+      </w:r>
+      <w:proofErr w:type="spellEnd"/>
+      <w:r>
+        <w:rPr>
+          <w:color w:val="0070C0"/>
+        </w:rPr>
+        <w:t xml:space="preserve">, </w:t>
+      </w:r>
+      <w:proofErr w:type="spellStart"/>
+      <w:r>
+        <w:rPr>
+          <w:color w:val="0070C0"/>
+        </w:rPr>
+        <w:t>CourseID</w:t>
+      </w:r>
+      <w:proofErr w:type="spellEnd"/>
+      <w:r>
+        <w:rPr>
+          <w:color w:val="0070C0"/>
+        </w:rPr>
+        <w:t xml:space="preserve">, </w:t>
+      </w:r>
+      <w:proofErr w:type="spellStart"/>
+      <w:r>
+        <w:rPr>
+          <w:color w:val="0070C0"/>
+        </w:rPr>
+        <w:t>Session</w:t>
+      </w:r>
+      <w:r>
+        <w:rPr>
+          <w:color w:val="0070C0"/>
+        </w:rPr>
+        <w:t>Date</w:t>
+      </w:r>
+      <w:proofErr w:type="spellEnd"/>
+      <w:r>
+        <w:rPr>
+          <w:color w:val="0070C0"/>
+        </w:rPr>
+        <w:t xml:space="preserve">, </w:t>
+      </w:r>
+      <w:proofErr w:type="spellStart"/>
+      <w:proofErr w:type="gramStart"/>
+      <w:r>
+        <w:rPr>
+          <w:color w:val="0070C0"/>
+        </w:rPr>
+        <w:t>SessionType,SessionT</w:t>
+      </w:r>
+      <w:r>
+        <w:rPr>
+          <w:color w:val="0070C0"/>
+        </w:rPr>
+        <w:t>ype,HourlyRate</w:t>
+      </w:r>
+      <w:proofErr w:type="spellEnd"/>
+      <w:proofErr w:type="gramEnd"/>
+      <w:r>
+        <w:rPr>
+          <w:color w:val="0070C0"/>
+        </w:rPr>
+        <w:t>, Duration Minutes</w:t>
+      </w:r>
+    </w:p>
+    <w:p>
+      <w:pPr>
+        <w:numPr>
+          <w:ilvl w:val="1"/>
+          <w:numId w:val="2"/>
+        </w:numPr>
+        <w:spacing w:after="6" w:line="253" w:lineRule="auto"/>
+      </w:pPr>
+      <w:r>
+        <w:rPr>
+          <w:color w:val="0070C0"/>
+        </w:rPr>
+        <w:t xml:space="preserve">StudentID -&gt; </w:t>
+      </w:r>
+      <w:proofErr w:type="spellStart"/>
+      <w:r>
+        <w:rPr>
+          <w:color w:val="0070C0"/>
+        </w:rPr>
+        <w:t>StudentName</w:t>
+      </w:r>
+      <w:proofErr w:type="spellEnd"/>
+      <w:r>
+        <w:rPr>
+          <w:color w:val="0070C0"/>
+        </w:rPr>
+        <w:t>, Student Email,</w:t>
+      </w:r>
+      <w:r>
+        <w:rPr>
+          <w:color w:val="0070C0"/>
+        </w:rPr>
+        <w:t xml:space="preserve"> Major</w:t>
+      </w:r>
+    </w:p>
+    <w:p>
+      <w:pPr>
+        <w:numPr>
+          <w:ilvl w:val="1"/>
+          <w:numId w:val="2"/>
+        </w:numPr>
+        <w:spacing w:after="6" w:line="253" w:lineRule="auto"/>
+      </w:pPr>
+      <w:proofErr w:type="spellStart"/>
+      <w:r>
+        <w:rPr>
+          <w:color w:val="0070C0"/>
+        </w:rPr>
+        <w:t>CourseID</w:t>
+      </w:r>
+      <w:proofErr w:type="spellEnd"/>
+      <w:r>
+        <w:rPr>
+          <w:color w:val="0070C0"/>
+        </w:rPr>
+        <w:t xml:space="preserve"> -&gt;</w:t>
+      </w:r>
+      <w:r>
+        <w:rPr>
+          <w:color w:val="0070C0"/>
+        </w:rPr>
+        <w:t xml:space="preserve"> </w:t>
+      </w:r>
+      <w:proofErr w:type="spellStart"/>
+      <w:r>
+        <w:rPr>
+          <w:color w:val="0070C0"/>
+        </w:rPr>
+        <w:t>CourseTitle</w:t>
+      </w:r>
+      <w:proofErr w:type="spellEnd"/>
+      <w:r>
+        <w:rPr>
+          <w:color w:val="0070C0"/>
+        </w:rPr>
+        <w:t>, Department</w:t>
+      </w:r>
+    </w:p>
+    <w:p>
+      <w:pPr>
+        <w:numPr>
+          <w:ilvl w:val="1"/>
+          <w:numId w:val="2"/>
+        </w:numPr>
+        <w:spacing w:after="6" w:line="253" w:lineRule="auto"/>
+      </w:pPr>
+      <w:proofErr w:type="spellStart"/>
+      <w:r>
+        <w:rPr>
+          <w:color w:val="0070C0"/>
+        </w:rPr>
+        <w:t>RoomID</w:t>
+      </w:r>
+      <w:proofErr w:type="spellEnd"/>
+      <w:r>
+        <w:rPr>
+          <w:color w:val="0070C0"/>
+        </w:rPr>
+        <w:t xml:space="preserve"> -&gt; </w:t>
+      </w:r>
+      <w:proofErr w:type="spellStart"/>
+      <w:r>
+        <w:rPr>
+          <w:color w:val="0070C0"/>
+        </w:rPr>
+        <w:t>RoomBuilding</w:t>
+      </w:r>
+      <w:proofErr w:type="spellEnd"/>
+      <w:r>
+        <w:rPr>
+          <w:color w:val="0070C0"/>
+        </w:rPr>
+        <w:t xml:space="preserve">, </w:t>
+      </w:r>
+      <w:proofErr w:type="spellStart"/>
+      <w:r>
+        <w:rPr>
+          <w:color w:val="0070C0"/>
+        </w:rPr>
+        <w:t>RoomCapacity</w:t>
+      </w:r>
+      <w:proofErr w:type="spellEnd"/>
+    </w:p>
+    <w:p>
+      <w:pPr>
+        <w:numPr>
+          <w:ilvl w:val="1"/>
+          <w:numId w:val="2"/>
+        </w:numPr>
+        <w:spacing w:after="6" w:line="253" w:lineRule="auto"/>
+        <w:rPr>
+          <w:color w:val="0070C0"/>
+        </w:rPr>
+      </w:pPr>
+      <w:proofErr w:type="spellStart"/>
+      <w:r>
+        <w:rPr>
+          <w:color w:val="0070C0"/>
+        </w:rPr>
+        <w:t>TutorID</w:t>
+      </w:r>
+      <w:proofErr w:type="spellEnd"/>
+      <w:r>
+        <w:rPr>
+          <w:color w:val="0070C0"/>
+        </w:rPr>
+        <w:t xml:space="preserve"> -&gt; </w:t>
+      </w:r>
+      <w:proofErr w:type="spellStart"/>
+      <w:r>
+        <w:rPr>
+          <w:color w:val="0070C0"/>
+        </w:rPr>
+        <w:t>TutorName</w:t>
+      </w:r>
+      <w:proofErr w:type="spellEnd"/>
+      <w:r>
+        <w:rPr>
+          <w:color w:val="0070C0"/>
+        </w:rPr>
+        <w:t xml:space="preserve">, </w:t>
+      </w:r>
+      <w:proofErr w:type="spellStart"/>
+      <w:r>
+        <w:rPr>
+          <w:color w:val="0070C0"/>
+        </w:rPr>
+        <w:t>Tutor</w:t>
+      </w:r>
+      <w:r>
+        <w:rPr>
+          <w:color w:val="0070C0"/>
+        </w:rPr>
+        <w:t>Email</w:t>
+      </w:r>
+      <w:proofErr w:type="spellEnd"/>
+    </w:p>
+    <w:p>
+      <w:pPr>
+        <w:numPr>
           <w:ilvl w:val="0"/>
           <w:numId w:val="2"/>
         </w:numPr>
@@ -802,9 +1120,106 @@
     </w:p>
     <w:p>
       <w:pPr>
+        <w:pStyle w:val="ListParagraph"/>
+        <w:numPr>
+          <w:ilvl w:val="0"/>
+          <w:numId w:val="11"/>
+        </w:numPr>
         <w:spacing w:after="276"/>
-        <w:ind w:left="1090" w:right="6158"/>
-      </w:pPr>
+        <w:ind w:right="6163"/>
+      </w:pPr>
+      <w:r>
+        <w:t>table name</w:t>
+      </w:r>
+    </w:p>
+    <w:p>
+      <w:pPr>
+        <w:pStyle w:val="ListParagraph"/>
+        <w:numPr>
+          <w:ilvl w:val="0"/>
+          <w:numId w:val="11"/>
+        </w:numPr>
+        <w:spacing w:after="276"/>
+        <w:ind w:right="6158"/>
+      </w:pPr>
+      <w:r>
+        <w:t>attributes</w:t>
+      </w:r>
+    </w:p>
+    <w:p>
+      <w:pPr>
+        <w:pStyle w:val="ListParagraph"/>
+        <w:numPr>
+          <w:ilvl w:val="0"/>
+          <w:numId w:val="11"/>
+        </w:numPr>
+        <w:spacing w:after="276"/>
+        <w:ind w:right="6158"/>
+      </w:pPr>
+      <w:r>
+        <w:t xml:space="preserve">primary </w:t>
+      </w:r>
+      <w:proofErr w:type="gramStart"/>
+      <w:r>
+        <w:t>key(</w:t>
+      </w:r>
+      <w:proofErr w:type="gramEnd"/>
+      <w:r>
+        <w:t>PK)</w:t>
+      </w:r>
+    </w:p>
+    <w:p>
+      <w:pPr>
+        <w:pStyle w:val="ListParagraph"/>
+        <w:numPr>
+          <w:ilvl w:val="0"/>
+          <w:numId w:val="11"/>
+        </w:numPr>
+        <w:spacing w:after="276"/>
+        <w:ind w:right="6158"/>
+      </w:pPr>
+      <w:r>
+        <w:t xml:space="preserve"> foreign keys (FK) </w:t>
+      </w:r>
+    </w:p>
+    <w:p>
+      <w:pPr>
+        <w:pStyle w:val="Heading1"/>
+        <w:numPr>
+          <w:ilvl w:val="0"/>
+          <w:numId w:val="0"/>
+        </w:numPr>
+        <w:ind w:left="-5"/>
+      </w:pPr>
+      <w:r>
+        <w:t xml:space="preserve">Part 3: Implement in MySQL </w:t>
+      </w:r>
+    </w:p>
+    <w:p>
+      <w:pPr>
+        <w:numPr>
+          <w:ilvl w:val="0"/>
+          <w:numId w:val="4"/>
+        </w:numPr>
+        <w:ind w:right="2510" w:hanging="360"/>
+      </w:pPr>
+      <w:r>
+        <w:t xml:space="preserve">Create a database. </w:t>
+      </w:r>
+    </w:p>
+    <w:p>
+      <w:pPr>
+        <w:numPr>
+          <w:ilvl w:val="0"/>
+          <w:numId w:val="4"/>
+        </w:numPr>
+        <w:spacing w:after="276"/>
+        <w:ind w:right="2510" w:hanging="360"/>
+      </w:pPr>
+      <w:r>
+        <w:t xml:space="preserve">Write SQL statements to: </w:t>
+      </w:r>
+      <w:proofErr w:type="gramStart"/>
       <w:r>
         <w:rPr>
           <w:rFonts w:ascii="Courier New" w:eastAsia="Courier New" w:hAnsi="Courier New" w:cs="Courier New"/>
@@ -826,9 +1241,11 @@
         </w:rPr>
         <w:tab/>
       </w:r>
-      <w:r>
-        <w:t xml:space="preserve">table name </w:t>
-      </w:r>
+      <w:proofErr w:type="gramEnd"/>
+      <w:r>
+        <w:t xml:space="preserve">create all tables </w:t>
+      </w:r>
+      <w:proofErr w:type="gramStart"/>
       <w:r>
         <w:rPr>
           <w:rFonts w:ascii="Courier New" w:eastAsia="Courier New" w:hAnsi="Courier New" w:cs="Courier New"/>
@@ -850,9 +1267,11 @@
         </w:rPr>
         <w:tab/>
       </w:r>
-      <w:r>
-        <w:t xml:space="preserve">attributes </w:t>
-      </w:r>
+      <w:proofErr w:type="gramEnd"/>
+      <w:r>
+        <w:t xml:space="preserve">define primary keys </w:t>
+      </w:r>
+      <w:proofErr w:type="spellStart"/>
       <w:r>
         <w:rPr>
           <w:rFonts w:ascii="Courier New" w:eastAsia="Courier New" w:hAnsi="Courier New" w:cs="Courier New"/>
@@ -860,6 +1279,7 @@
         </w:rPr>
         <w:t>o</w:t>
       </w:r>
+      <w:proofErr w:type="spellEnd"/>
       <w:r>
         <w:rPr>
           <w:rFonts w:ascii="Arial" w:eastAsia="Arial" w:hAnsi="Arial" w:cs="Arial"/>
@@ -875,7 +1295,7 @@
         <w:tab/>
       </w:r>
       <w:r>
-        <w:t xml:space="preserve">primary key (PK) </w:t>
+        <w:t xml:space="preserve">define foreign key constraints </w:t>
       </w:r>
       <w:r>
         <w:rPr>
@@ -899,7 +1319,7 @@
         <w:tab/>
       </w:r>
       <w:r>
-        <w:t xml:space="preserve">foreign keys (FK) </w:t>
+        <w:t xml:space="preserve">use appropriate data types </w:t>
       </w:r>
     </w:p>
     <w:p>
@@ -912,146 +1332,6 @@
         <w:ind w:left="-5"/>
       </w:pPr>
       <w:r>
-        <w:t xml:space="preserve">Part 3: Implement in MySQL </w:t>
-      </w:r>
-    </w:p>
-    <w:p>
-      <w:pPr>
-        <w:numPr>
-          <w:ilvl w:val="0"/>
-          <w:numId w:val="4"/>
-        </w:numPr>
-        <w:ind w:right="2510" w:hanging="360"/>
-      </w:pPr>
-      <w:r>
-        <w:t xml:space="preserve">Create a database. </w:t>
-      </w:r>
-    </w:p>
-    <w:p>
-      <w:pPr>
-        <w:numPr>
-          <w:ilvl w:val="0"/>
-          <w:numId w:val="4"/>
-        </w:numPr>
-        <w:spacing w:after="276"/>
-        <w:ind w:right="2510" w:hanging="360"/>
-      </w:pPr>
-      <w:r>
-        <w:t xml:space="preserve">Write SQL statements to: </w:t>
-      </w:r>
-      <w:proofErr w:type="gramStart"/>
-      <w:r>
-        <w:rPr>
-          <w:rFonts w:ascii="Courier New" w:eastAsia="Courier New" w:hAnsi="Courier New" w:cs="Courier New"/>
-          <w:sz w:val="20"/>
-        </w:rPr>
-        <w:t>o</w:t>
-      </w:r>
-      <w:r>
-        <w:rPr>
-          <w:rFonts w:ascii="Arial" w:eastAsia="Arial" w:hAnsi="Arial" w:cs="Arial"/>
-          <w:sz w:val="20"/>
-        </w:rPr>
-        <w:t xml:space="preserve"> </w:t>
-      </w:r>
-      <w:r>
-        <w:rPr>
-          <w:rFonts w:ascii="Arial" w:eastAsia="Arial" w:hAnsi="Arial" w:cs="Arial"/>
-          <w:sz w:val="20"/>
-        </w:rPr>
-        <w:tab/>
-      </w:r>
-      <w:proofErr w:type="gramEnd"/>
-      <w:r>
-        <w:t xml:space="preserve">create all tables </w:t>
-      </w:r>
-      <w:proofErr w:type="gramStart"/>
-      <w:r>
-        <w:rPr>
-          <w:rFonts w:ascii="Courier New" w:eastAsia="Courier New" w:hAnsi="Courier New" w:cs="Courier New"/>
-          <w:sz w:val="20"/>
-        </w:rPr>
-        <w:t>o</w:t>
-      </w:r>
-      <w:r>
-        <w:rPr>
-          <w:rFonts w:ascii="Arial" w:eastAsia="Arial" w:hAnsi="Arial" w:cs="Arial"/>
-          <w:sz w:val="20"/>
-        </w:rPr>
-        <w:t xml:space="preserve"> </w:t>
-      </w:r>
-      <w:r>
-        <w:rPr>
-          <w:rFonts w:ascii="Arial" w:eastAsia="Arial" w:hAnsi="Arial" w:cs="Arial"/>
-          <w:sz w:val="20"/>
-        </w:rPr>
-        <w:tab/>
-      </w:r>
-      <w:proofErr w:type="gramEnd"/>
-      <w:r>
-        <w:t xml:space="preserve">define primary keys </w:t>
-      </w:r>
-      <w:proofErr w:type="spellStart"/>
-      <w:r>
-        <w:rPr>
-          <w:rFonts w:ascii="Courier New" w:eastAsia="Courier New" w:hAnsi="Courier New" w:cs="Courier New"/>
-          <w:sz w:val="20"/>
-        </w:rPr>
-        <w:t>o</w:t>
-      </w:r>
-      <w:proofErr w:type="spellEnd"/>
-      <w:r>
-        <w:rPr>
-          <w:rFonts w:ascii="Arial" w:eastAsia="Arial" w:hAnsi="Arial" w:cs="Arial"/>
-          <w:sz w:val="20"/>
-        </w:rPr>
-        <w:t xml:space="preserve"> </w:t>
-      </w:r>
-      <w:r>
-        <w:rPr>
-          <w:rFonts w:ascii="Arial" w:eastAsia="Arial" w:hAnsi="Arial" w:cs="Arial"/>
-          <w:sz w:val="20"/>
-        </w:rPr>
-        <w:tab/>
-      </w:r>
-      <w:r>
-        <w:t xml:space="preserve">define foreign key constraints </w:t>
-      </w:r>
-      <w:r>
-        <w:rPr>
-          <w:rFonts w:ascii="Courier New" w:eastAsia="Courier New" w:hAnsi="Courier New" w:cs="Courier New"/>
-          <w:sz w:val="20"/>
-        </w:rPr>
-        <w:t>o</w:t>
-      </w:r>
-      <w:r>
-        <w:rPr>
-          <w:rFonts w:ascii="Arial" w:eastAsia="Arial" w:hAnsi="Arial" w:cs="Arial"/>
-          <w:sz w:val="20"/>
-        </w:rPr>
-        <w:t xml:space="preserve"> </w:t>
-      </w:r>
-      <w:r>
-        <w:rPr>
-          <w:rFonts w:ascii="Arial" w:eastAsia="Arial" w:hAnsi="Arial" w:cs="Arial"/>
-          <w:sz w:val="20"/>
-        </w:rPr>
-        <w:tab/>
-      </w:r>
-      <w:r>
-        <w:t xml:space="preserve">use appropriate data types </w:t>
-      </w:r>
-    </w:p>
-    <w:p>
-      <w:pPr>
-        <w:pStyle w:val="Heading1"/>
-        <w:numPr>
-          <w:ilvl w:val="0"/>
-          <w:numId w:val="0"/>
-        </w:numPr>
-        <w:ind w:left="-5"/>
-      </w:pPr>
-      <w:r>
         <w:t xml:space="preserve">Part 4: Insert Sample Data </w:t>
       </w:r>
     </w:p>
@@ -1143,6 +1423,7 @@
         <w:rPr>
           <w:b/>
         </w:rPr>
+        <w:lastRenderedPageBreak/>
         <w:t xml:space="preserve">Data Quality Requirements </w:t>
       </w:r>
     </w:p>
@@ -1276,7 +1557,6 @@
         <w:ind w:left="0" w:firstLine="0"/>
       </w:pPr>
       <w:r>
-        <w:lastRenderedPageBreak/>
         <w:t xml:space="preserve"> </w:t>
       </w:r>
     </w:p>
@@ -1624,6 +1904,7 @@
         <w:ind w:left="225" w:hanging="240"/>
       </w:pPr>
       <w:r>
+        <w:lastRenderedPageBreak/>
         <w:t xml:space="preserve">Screenshots </w:t>
       </w:r>
     </w:p>
@@ -2115,7 +2396,7 @@
   <w:abstractNum w:abstractNumId="2" w15:restartNumberingAfterBreak="0">
     <w:nsid w:val="1AFB3B3E"/>
     <w:multiLevelType w:val="hybridMultilevel"/>
-    <w:tmpl w:val="F0A807CA"/>
+    <w:tmpl w:val="7DA46152"/>
     <w:lvl w:ilvl="0" w:tplc="0C821A08">
       <w:start w:val="1"/>
       <w:numFmt w:val="decimal"/>
@@ -2139,16 +2420,16 @@
         <w:vertAlign w:val="baseline"/>
       </w:rPr>
     </w:lvl>
-    <w:lvl w:ilvl="1" w:tplc="F4AC3592">
+    <w:lvl w:ilvl="1" w:tplc="F63C1DC8">
       <w:start w:val="1"/>
       <w:numFmt w:val="lowerLetter"/>
       <w:lvlText w:val="%2"/>
       <w:lvlJc w:val="left"/>
       <w:pPr>
-        <w:ind w:left="1440"/>
-      </w:pPr>
-      <w:rPr>
-        <w:rFonts w:ascii="Times New Roman" w:eastAsia="Times New Roman" w:hAnsi="Times New Roman" w:cs="Times New Roman"/>
+        <w:ind w:left="1440" w:firstLine="0"/>
+      </w:pPr>
+      <w:rPr>
+        <w:rFonts w:ascii="Times New Roman" w:eastAsia="Times New Roman" w:hAnsi="Times New Roman" w:cs="Times New Roman" w:hint="default"/>
         <w:b w:val="0"/>
         <w:i w:val="0"/>
         <w:strike w:val="0"/>
@@ -2157,8 +2438,6 @@
         <w:sz w:val="24"/>
         <w:szCs w:val="24"/>
         <w:u w:val="none" w:color="000000"/>
-        <w:bdr w:val="none" w:sz="0" w:space="0" w:color="auto"/>
-        <w:shd w:val="clear" w:color="auto" w:fill="auto"/>
         <w:vertAlign w:val="baseline"/>
       </w:rPr>
     </w:lvl>
@@ -3395,6 +3674,119 @@
     </w:lvl>
   </w:abstractNum>
   <w:abstractNum w:abstractNumId="8" w15:restartNumberingAfterBreak="0">
+    <w:nsid w:val="533428E4"/>
+    <w:multiLevelType w:val="hybridMultilevel"/>
+    <w:tmpl w:val="D4D0DF16"/>
+    <w:lvl w:ilvl="0" w:tplc="04090001">
+      <w:start w:val="1"/>
+      <w:numFmt w:val="bullet"/>
+      <w:lvlText w:val=""/>
+      <w:lvlJc w:val="left"/>
+      <w:pPr>
+        <w:ind w:left="1800" w:hanging="360"/>
+      </w:pPr>
+      <w:rPr>
+        <w:rFonts w:ascii="Symbol" w:hAnsi="Symbol" w:hint="default"/>
+      </w:rPr>
+    </w:lvl>
+    <w:lvl w:ilvl="1" w:tplc="04090003" w:tentative="1">
+      <w:start w:val="1"/>
+      <w:numFmt w:val="bullet"/>
+      <w:lvlText w:val="o"/>
+      <w:lvlJc w:val="left"/>
+      <w:pPr>
+        <w:ind w:left="2520" w:hanging="360"/>
+      </w:pPr>
+      <w:rPr>
+        <w:rFonts w:ascii="Courier New" w:hAnsi="Courier New" w:cs="Courier New" w:hint="default"/>
+      </w:rPr>
+    </w:lvl>
+    <w:lvl w:ilvl="2" w:tplc="04090005" w:tentative="1">
+      <w:start w:val="1"/>
+      <w:numFmt w:val="bullet"/>
+      <w:lvlText w:val=""/>
+      <w:lvlJc w:val="left"/>
+      <w:pPr>
+        <w:ind w:left="3240" w:hanging="360"/>
+      </w:pPr>
+      <w:rPr>
+        <w:rFonts w:ascii="Wingdings" w:hAnsi="Wingdings" w:hint="default"/>
+      </w:rPr>
+    </w:lvl>
+    <w:lvl w:ilvl="3" w:tplc="04090001" w:tentative="1">
+      <w:start w:val="1"/>
+      <w:numFmt w:val="bullet"/>
+      <w:lvlText w:val=""/>
+      <w:lvlJc w:val="left"/>
+      <w:pPr>
+        <w:ind w:left="3960" w:hanging="360"/>
+      </w:pPr>
+      <w:rPr>
+        <w:rFonts w:ascii="Symbol" w:hAnsi="Symbol" w:hint="default"/>
+      </w:rPr>
+    </w:lvl>
+    <w:lvl w:ilvl="4" w:tplc="04090003" w:tentative="1">
+      <w:start w:val="1"/>
+      <w:numFmt w:val="bullet"/>
+      <w:lvlText w:val="o"/>
+      <w:lvlJc w:val="left"/>
+      <w:pPr>
+        <w:ind w:left="4680" w:hanging="360"/>
+      </w:pPr>
+      <w:rPr>
+        <w:rFonts w:ascii="Courier New" w:hAnsi="Courier New" w:cs="Courier New" w:hint="default"/>
+      </w:rPr>
+    </w:lvl>
+    <w:lvl w:ilvl="5" w:tplc="04090005" w:tentative="1">
+      <w:start w:val="1"/>
+      <w:numFmt w:val="bullet"/>
+      <w:lvlText w:val=""/>
+      <w:lvlJc w:val="left"/>
+      <w:pPr>
+        <w:ind w:left="5400" w:hanging="360"/>
+      </w:pPr>
+      <w:rPr>
+        <w:rFonts w:ascii="Wingdings" w:hAnsi="Wingdings" w:hint="default"/>
+      </w:rPr>
+    </w:lvl>
+    <w:lvl w:ilvl="6" w:tplc="04090001" w:tentative="1">
+      <w:start w:val="1"/>
+      <w:numFmt w:val="bullet"/>
+      <w:lvlText w:val=""/>
+      <w:lvlJc w:val="left"/>
+      <w:pPr>
+        <w:ind w:left="6120" w:hanging="360"/>
+      </w:pPr>
+      <w:rPr>
+        <w:rFonts w:ascii="Symbol" w:hAnsi="Symbol" w:hint="default"/>
+      </w:rPr>
+    </w:lvl>
+    <w:lvl w:ilvl="7" w:tplc="04090003" w:tentative="1">
+      <w:start w:val="1"/>
+      <w:numFmt w:val="bullet"/>
+      <w:lvlText w:val="o"/>
+      <w:lvlJc w:val="left"/>
+      <w:pPr>
+        <w:ind w:left="6840" w:hanging="360"/>
+      </w:pPr>
+      <w:rPr>
+        <w:rFonts w:ascii="Courier New" w:hAnsi="Courier New" w:cs="Courier New" w:hint="default"/>
+      </w:rPr>
+    </w:lvl>
+    <w:lvl w:ilvl="8" w:tplc="04090005" w:tentative="1">
+      <w:start w:val="1"/>
+      <w:numFmt w:val="bullet"/>
+      <w:lvlText w:val=""/>
+      <w:lvlJc w:val="left"/>
+      <w:pPr>
+        <w:ind w:left="7560" w:hanging="360"/>
+      </w:pPr>
+      <w:rPr>
+        <w:rFonts w:ascii="Wingdings" w:hAnsi="Wingdings" w:hint="default"/>
+      </w:rPr>
+    </w:lvl>
+  </w:abstractNum>
+  <w:abstractNum w:abstractNumId="9" w15:restartNumberingAfterBreak="0">
     <w:nsid w:val="592D6DF8"/>
     <w:multiLevelType w:val="hybridMultilevel"/>
     <w:tmpl w:val="03FC1C54"/>
@@ -3606,7 +3998,7 @@
       </w:rPr>
     </w:lvl>
   </w:abstractNum>
-  <w:abstractNum w:abstractNumId="9" w15:restartNumberingAfterBreak="0">
+  <w:abstractNum w:abstractNumId="10" w15:restartNumberingAfterBreak="0">
     <w:nsid w:val="5B063934"/>
     <w:multiLevelType w:val="hybridMultilevel"/>
     <w:tmpl w:val="73A4ED34"/>
@@ -3819,7 +4211,7 @@
     </w:lvl>
   </w:abstractNum>
   <w:num w:numId="1" w16cid:durableId="357003900">
-    <w:abstractNumId w:val="9"/>
+    <w:abstractNumId w:val="10"/>
   </w:num>
   <w:num w:numId="2" w16cid:durableId="513106800">
     <w:abstractNumId w:val="2"/>
@@ -3831,7 +4223,7 @@
     <w:abstractNumId w:val="0"/>
   </w:num>
   <w:num w:numId="5" w16cid:durableId="2045133557">
-    <w:abstractNumId w:val="8"/>
+    <w:abstractNumId w:val="9"/>
   </w:num>
   <w:num w:numId="6" w16cid:durableId="1247611748">
     <w:abstractNumId w:val="3"/>
@@ -3847,6 +4239,9 @@
   </w:num>
   <w:num w:numId="10" w16cid:durableId="1308777990">
     <w:abstractNumId w:val="7"/>
+  </w:num>
+  <w:num w:numId="11" w16cid:durableId="249778206">
+    <w:abstractNumId w:val="8"/>
   </w:num>
 </w:numbering>
 </file>
@@ -4319,6 +4714,17 @@
       <w:sz w:val="24"/>
     </w:rPr>
   </w:style>
+  <w:style w:type="paragraph" w:styleId="ListParagraph">
+    <w:name w:val="List Paragraph"/>
+    <w:basedOn w:val="Normal"/>
+    <w:uiPriority w:val="34"/>
+    <w:qFormat/>
+    <w:rsid w:val="00F337C5"/>
+    <w:pPr>
+      <w:ind w:left="720"/>
+      <w:contextualSpacing/>
+    </w:pPr>
+  </w:style>
 </w:styles>
 </file>
 

--- a/CS420Lab4NBN.docx
+++ b/CS420Lab4NBN.docx
@@ -58,7 +58,23 @@
         <w:spacing w:after="268"/>
       </w:pPr>
       <w:r>
-        <w:t xml:space="preserve">This project simulates a real-world scenario where data is initially stored in an unorganized format and must be improved for efficiency, consistency, and scalability. </w:t>
+        <w:t xml:space="preserve">This project simulates a real-world scenario where data </w:t>
+      </w:r>
+      <w:proofErr w:type="gramStart"/>
+      <w:r>
+        <w:t>is initially stored</w:t>
+      </w:r>
+      <w:proofErr w:type="gramEnd"/>
+      <w:r>
+        <w:t xml:space="preserve"> in an unorganized format and must </w:t>
+      </w:r>
+      <w:proofErr w:type="gramStart"/>
+      <w:r>
+        <w:t>be improved</w:t>
+      </w:r>
+      <w:proofErr w:type="gramEnd"/>
+      <w:r>
+        <w:t xml:space="preserve"> for efficiency, consistency, and scalability. </w:t>
       </w:r>
     </w:p>
     <w:p>
@@ -79,7 +95,15 @@
         <w:spacing w:after="269"/>
       </w:pPr>
       <w:r>
-        <w:t xml:space="preserve">A university tutoring center maintains records of tutoring sessions. Currently, all data is stored in a single large table, which leads to redundancy and data anomalies. </w:t>
+        <w:t xml:space="preserve">A university tutoring center maintains records of tutoring sessions. Currently, all data </w:t>
+      </w:r>
+      <w:proofErr w:type="gramStart"/>
+      <w:r>
+        <w:t>is stored</w:t>
+      </w:r>
+      <w:proofErr w:type="gramEnd"/>
+      <w:r>
+        <w:t xml:space="preserve"> in a single large table, which leads to redundancy and data anomalies. </w:t>
       </w:r>
     </w:p>
     <w:p>
@@ -283,7 +307,15 @@
         <w:ind w:hanging="360"/>
       </w:pPr>
       <w:r>
-        <w:t xml:space="preserve">Each tutoring session is uniquely identified by </w:t>
+        <w:t xml:space="preserve">Each tutoring session </w:t>
+      </w:r>
+      <w:proofErr w:type="gramStart"/>
+      <w:r>
+        <w:t>is uniquely identified</w:t>
+      </w:r>
+      <w:proofErr w:type="gramEnd"/>
+      <w:r>
+        <w:t xml:space="preserve"> by </w:t>
       </w:r>
       <w:proofErr w:type="spellStart"/>
       <w:r>
@@ -651,8 +683,16 @@
         <w:rPr>
           <w:color w:val="0070C0"/>
         </w:rPr>
-        <w:t xml:space="preserve"> identifies the session</w:t>
-      </w:r>
+        <w:t xml:space="preserve"> identifies the </w:t>
+      </w:r>
+      <w:proofErr w:type="gramStart"/>
+      <w:r>
+        <w:rPr>
+          <w:color w:val="0070C0"/>
+        </w:rPr>
+        <w:t>session</w:t>
+      </w:r>
+      <w:proofErr w:type="gramEnd"/>
     </w:p>
     <w:p>
       <w:pPr>
@@ -666,11 +706,19 @@
       <w:r>
         <w:t xml:space="preserve">Write at least </w:t>
       </w:r>
+      <w:proofErr w:type="gramStart"/>
       <w:r>
         <w:rPr>
           <w:b/>
         </w:rPr>
-        <w:t>5 functional dependencies</w:t>
+        <w:t>5</w:t>
+      </w:r>
+      <w:proofErr w:type="gramEnd"/>
+      <w:r>
+        <w:rPr>
+          <w:b/>
+        </w:rPr>
+        <w:t xml:space="preserve"> functional dependencies</w:t>
       </w:r>
       <w:r>
         <w:t xml:space="preserve">. </w:t>
@@ -970,13 +1018,648 @@
         <w:ind w:hanging="360"/>
       </w:pPr>
       <w:r>
-        <w:t xml:space="preserve">Describe the following anomalies: </w:t>
+        <w:t>Describe the following anomalies:</w:t>
+      </w:r>
+    </w:p>
+    <w:p>
+      <w:pPr>
+        <w:numPr>
+          <w:ilvl w:val="1"/>
+          <w:numId w:val="2"/>
+        </w:numPr>
+        <w:spacing w:after="261" w:line="253" w:lineRule="auto"/>
+      </w:pPr>
+      <w:r>
+        <w:t xml:space="preserve">one </w:t>
+      </w:r>
+      <w:r>
+        <w:rPr>
+          <w:b/>
+        </w:rPr>
+        <w:t>insertion anomaly</w:t>
+      </w:r>
+      <w:r>
+        <w:t xml:space="preserve"> </w:t>
       </w:r>
       <w:r>
         <w:rPr>
           <w:rFonts w:ascii="Courier New" w:eastAsia="Courier New" w:hAnsi="Courier New" w:cs="Courier New"/>
           <w:sz w:val="20"/>
         </w:rPr>
+        <w:t xml:space="preserve"> </w:t>
+      </w:r>
+    </w:p>
+    <w:p>
+      <w:pPr>
+        <w:ind w:left="2160" w:firstLine="0"/>
+        <w:rPr>
+          <w:rFonts w:eastAsia="Courier New"/>
+          <w:color w:val="0070C0"/>
+        </w:rPr>
+      </w:pPr>
+      <w:r>
+        <w:rPr>
+          <w:rFonts w:eastAsia="Courier New"/>
+          <w:color w:val="0070C0"/>
+        </w:rPr>
+        <w:t>Insert</w:t>
+      </w:r>
+      <w:r>
+        <w:rPr>
+          <w:rFonts w:eastAsia="Courier New"/>
+          <w:color w:val="0070C0"/>
+        </w:rPr>
+        <w:t xml:space="preserve">ion anomaly describes an anomaly that will not allow </w:t>
+      </w:r>
+      <w:r>
+        <w:rPr>
+          <w:rFonts w:eastAsia="Courier New"/>
+          <w:color w:val="0070C0"/>
+        </w:rPr>
+        <w:t>for</w:t>
+      </w:r>
+      <w:r>
+        <w:rPr>
+          <w:rFonts w:eastAsia="Courier New"/>
+          <w:color w:val="0070C0"/>
+        </w:rPr>
+        <w:t xml:space="preserve"> the addition of</w:t>
+      </w:r>
+      <w:r>
+        <w:rPr>
+          <w:rFonts w:eastAsia="Courier New"/>
+          <w:color w:val="0070C0"/>
+        </w:rPr>
+        <w:t xml:space="preserve"> data without including required </w:t>
+      </w:r>
+      <w:proofErr w:type="gramStart"/>
+      <w:r>
+        <w:rPr>
+          <w:rFonts w:eastAsia="Courier New"/>
+          <w:color w:val="0070C0"/>
+        </w:rPr>
+        <w:t>information</w:t>
+      </w:r>
+      <w:proofErr w:type="gramEnd"/>
+    </w:p>
+    <w:p/>
+    <w:p>
+      <w:pPr>
+        <w:numPr>
+          <w:ilvl w:val="1"/>
+          <w:numId w:val="2"/>
+        </w:numPr>
+        <w:spacing w:after="261" w:line="253" w:lineRule="auto"/>
+      </w:pPr>
+      <w:r>
+        <w:t xml:space="preserve">one </w:t>
+      </w:r>
+      <w:r>
+        <w:rPr>
+          <w:b/>
+        </w:rPr>
+        <w:t>update anomaly</w:t>
+      </w:r>
+      <w:r>
+        <w:t xml:space="preserve"> </w:t>
+      </w:r>
+    </w:p>
+    <w:p>
+      <w:pPr>
+        <w:ind w:left="2170"/>
+        <w:rPr>
+          <w:color w:val="0070C0"/>
+        </w:rPr>
+      </w:pPr>
+      <w:r>
+        <w:rPr>
+          <w:color w:val="0070C0"/>
+        </w:rPr>
+        <w:t>Update Anomalies</w:t>
+      </w:r>
+    </w:p>
+    <w:p>
+      <w:pPr>
+        <w:numPr>
+          <w:ilvl w:val="1"/>
+          <w:numId w:val="2"/>
+        </w:numPr>
+        <w:spacing w:after="261" w:line="253" w:lineRule="auto"/>
+      </w:pPr>
+      <w:r>
+        <w:t xml:space="preserve">one </w:t>
+      </w:r>
+      <w:r>
+        <w:rPr>
+          <w:b/>
+        </w:rPr>
+        <w:t>deletion anomaly</w:t>
+      </w:r>
+      <w:r>
+        <w:t xml:space="preserve"> </w:t>
+      </w:r>
+    </w:p>
+    <w:p>
+      <w:pPr>
+        <w:ind w:left="2170"/>
+        <w:rPr>
+          <w:color w:val="0070C0"/>
+        </w:rPr>
+      </w:pPr>
+      <w:r>
+        <w:rPr>
+          <w:color w:val="0070C0"/>
+        </w:rPr>
+        <w:t xml:space="preserve">Deletion anomalies </w:t>
+      </w:r>
+      <w:proofErr w:type="gramStart"/>
+      <w:r>
+        <w:rPr>
+          <w:color w:val="0070C0"/>
+        </w:rPr>
+        <w:t>refers</w:t>
+      </w:r>
+      <w:proofErr w:type="gramEnd"/>
+      <w:r>
+        <w:rPr>
+          <w:color w:val="0070C0"/>
+        </w:rPr>
+        <w:t xml:space="preserve"> </w:t>
+      </w:r>
+      <w:proofErr w:type="gramStart"/>
+      <w:r>
+        <w:rPr>
+          <w:color w:val="0070C0"/>
+        </w:rPr>
+        <w:t>to</w:t>
+      </w:r>
+      <w:proofErr w:type="gramEnd"/>
+    </w:p>
+    <w:p>
+      <w:pPr>
+        <w:spacing w:after="261" w:line="253" w:lineRule="auto"/>
+        <w:ind w:left="1440" w:firstLine="0"/>
+      </w:pPr>
+    </w:p>
+    <w:p>
+      <w:pPr>
+        <w:pStyle w:val="Heading1"/>
+        <w:numPr>
+          <w:ilvl w:val="0"/>
+          <w:numId w:val="0"/>
+        </w:numPr>
+        <w:ind w:left="-5"/>
+      </w:pPr>
+      <w:r>
+        <w:t xml:space="preserve">Part 2: Normalize to </w:t>
+      </w:r>
+      <w:proofErr w:type="gramStart"/>
+      <w:r>
+        <w:t>3NF</w:t>
+      </w:r>
+      <w:proofErr w:type="gramEnd"/>
+      <w:r>
+        <w:t xml:space="preserve"> </w:t>
+      </w:r>
+    </w:p>
+    <w:p>
+      <w:pPr>
+        <w:numPr>
+          <w:ilvl w:val="0"/>
+          <w:numId w:val="3"/>
+        </w:numPr>
+        <w:ind w:hanging="360"/>
+      </w:pPr>
+      <w:r>
+        <w:t xml:space="preserve">Decompose the table into </w:t>
+      </w:r>
+      <w:r>
+        <w:rPr>
+          <w:b/>
+        </w:rPr>
+        <w:t>3NF relations</w:t>
+      </w:r>
+      <w:r>
+        <w:t xml:space="preserve">. </w:t>
+      </w:r>
+    </w:p>
+    <w:p>
+      <w:pPr>
+        <w:ind w:left="705" w:firstLine="0"/>
+        <w:rPr>
+          <w:color w:val="0070C0"/>
+        </w:rPr>
+      </w:pPr>
+      <w:r>
+        <w:rPr>
+          <w:color w:val="0070C0"/>
+        </w:rPr>
+        <w:t>STUDENT(</w:t>
+      </w:r>
+      <w:r>
+        <w:rPr>
+          <w:color w:val="0070C0"/>
+          <w:u w:val="single"/>
+        </w:rPr>
+        <w:t>StudentID</w:t>
+      </w:r>
+      <w:r>
+        <w:rPr>
+          <w:color w:val="0070C0"/>
+        </w:rPr>
+        <w:t>,StudentName,StudentEmail,Major</w:t>
+      </w:r>
+      <w:r>
+        <w:rPr>
+          <w:color w:val="0070C0"/>
+        </w:rPr>
+        <w:t>)</w:t>
+      </w:r>
+    </w:p>
+    <w:p>
+      <w:pPr>
+        <w:ind w:left="705" w:firstLine="0"/>
+        <w:rPr>
+          <w:color w:val="0070C0"/>
+        </w:rPr>
+      </w:pPr>
+      <w:r>
+        <w:rPr>
+          <w:color w:val="0070C0"/>
+        </w:rPr>
+        <w:t>TUTOR(</w:t>
+      </w:r>
+      <w:r>
+        <w:rPr>
+          <w:color w:val="0070C0"/>
+          <w:u w:val="single"/>
+        </w:rPr>
+        <w:t>Tutor</w:t>
+      </w:r>
+      <w:r>
+        <w:rPr>
+          <w:color w:val="0070C0"/>
+          <w:u w:val="single"/>
+        </w:rPr>
+        <w:t>ID</w:t>
+      </w:r>
+      <w:r>
+        <w:rPr>
+          <w:color w:val="0070C0"/>
+        </w:rPr>
+        <w:t>, TutorName, TutorEmail</w:t>
+      </w:r>
+      <w:r>
+        <w:rPr>
+          <w:color w:val="0070C0"/>
+        </w:rPr>
+        <w:t>)</w:t>
+      </w:r>
+    </w:p>
+    <w:p>
+      <w:pPr>
+        <w:ind w:left="705" w:firstLine="0"/>
+        <w:rPr>
+          <w:color w:val="0070C0"/>
+        </w:rPr>
+      </w:pPr>
+      <w:proofErr w:type="gramStart"/>
+      <w:r>
+        <w:rPr>
+          <w:color w:val="0070C0"/>
+        </w:rPr>
+        <w:t>ROOM</w:t>
+      </w:r>
+      <w:r>
+        <w:rPr>
+          <w:color w:val="0070C0"/>
+        </w:rPr>
+        <w:t>(</w:t>
+      </w:r>
+      <w:proofErr w:type="gramEnd"/>
+      <w:r>
+        <w:rPr>
+          <w:color w:val="0070C0"/>
+          <w:u w:val="single"/>
+        </w:rPr>
+        <w:t>RoomID</w:t>
+      </w:r>
+      <w:r>
+        <w:rPr>
+          <w:color w:val="0070C0"/>
+        </w:rPr>
+        <w:t>, RoomBuilding, RoomCapacity</w:t>
+      </w:r>
+      <w:r>
+        <w:rPr>
+          <w:color w:val="0070C0"/>
+        </w:rPr>
+        <w:t>)</w:t>
+      </w:r>
+    </w:p>
+    <w:p>
+      <w:pPr>
+        <w:ind w:left="705" w:firstLine="0"/>
+        <w:rPr>
+          <w:color w:val="0070C0"/>
+        </w:rPr>
+      </w:pPr>
+      <w:proofErr w:type="gramStart"/>
+      <w:r>
+        <w:rPr>
+          <w:color w:val="0070C0"/>
+        </w:rPr>
+        <w:t>COURSE(</w:t>
+      </w:r>
+      <w:proofErr w:type="spellStart"/>
+      <w:proofErr w:type="gramEnd"/>
+      <w:r>
+        <w:rPr>
+          <w:color w:val="0070C0"/>
+          <w:u w:val="single"/>
+        </w:rPr>
+        <w:t>CourseID</w:t>
+      </w:r>
+      <w:proofErr w:type="spellEnd"/>
+      <w:r>
+        <w:rPr>
+          <w:color w:val="0070C0"/>
+        </w:rPr>
+        <w:t xml:space="preserve">, </w:t>
+      </w:r>
+      <w:proofErr w:type="spellStart"/>
+      <w:r>
+        <w:rPr>
+          <w:color w:val="0070C0"/>
+        </w:rPr>
+        <w:t>CourseTitle</w:t>
+      </w:r>
+      <w:proofErr w:type="spellEnd"/>
+      <w:r>
+        <w:rPr>
+          <w:color w:val="0070C0"/>
+        </w:rPr>
+        <w:t>, Department)</w:t>
+      </w:r>
+    </w:p>
+    <w:p>
+      <w:pPr>
+        <w:ind w:left="705" w:firstLine="0"/>
+        <w:rPr>
+          <w:color w:val="0070C0"/>
+        </w:rPr>
+      </w:pPr>
+      <w:proofErr w:type="gramStart"/>
+      <w:r>
+        <w:rPr>
+          <w:color w:val="0070C0"/>
+        </w:rPr>
+        <w:t>SESSION(</w:t>
+      </w:r>
+      <w:proofErr w:type="spellStart"/>
+      <w:proofErr w:type="gramEnd"/>
+      <w:r>
+        <w:rPr>
+          <w:color w:val="0070C0"/>
+          <w:u w:val="single"/>
+        </w:rPr>
+        <w:t>Session</w:t>
+      </w:r>
+      <w:r>
+        <w:rPr>
+          <w:color w:val="0070C0"/>
+          <w:u w:val="single"/>
+        </w:rPr>
+        <w:t>ID</w:t>
+      </w:r>
+      <w:proofErr w:type="spellEnd"/>
+      <w:r>
+        <w:rPr>
+          <w:color w:val="0070C0"/>
+        </w:rPr>
+        <w:t xml:space="preserve">, </w:t>
+      </w:r>
+      <w:proofErr w:type="spellStart"/>
+      <w:r>
+        <w:rPr>
+          <w:color w:val="0070C0"/>
+        </w:rPr>
+        <w:t>SessionDate</w:t>
+      </w:r>
+      <w:proofErr w:type="spellEnd"/>
+      <w:r>
+        <w:rPr>
+          <w:color w:val="0070C0"/>
+        </w:rPr>
+        <w:t xml:space="preserve">, </w:t>
+      </w:r>
+      <w:proofErr w:type="spellStart"/>
+      <w:proofErr w:type="gramStart"/>
+      <w:r>
+        <w:rPr>
+          <w:color w:val="0070C0"/>
+        </w:rPr>
+        <w:t>SessionTime,Se</w:t>
+      </w:r>
+      <w:r>
+        <w:rPr>
+          <w:color w:val="0070C0"/>
+        </w:rPr>
+        <w:t>ssionType</w:t>
+      </w:r>
+      <w:proofErr w:type="spellEnd"/>
+      <w:proofErr w:type="gramEnd"/>
+      <w:r>
+        <w:rPr>
+          <w:color w:val="0070C0"/>
+        </w:rPr>
+        <w:t xml:space="preserve">, </w:t>
+      </w:r>
+      <w:proofErr w:type="spellStart"/>
+      <w:r>
+        <w:rPr>
+          <w:color w:val="0070C0"/>
+        </w:rPr>
+        <w:t>HourlyRate</w:t>
+      </w:r>
+      <w:proofErr w:type="spellEnd"/>
+      <w:r>
+        <w:rPr>
+          <w:color w:val="0070C0"/>
+        </w:rPr>
+        <w:t xml:space="preserve">, </w:t>
+      </w:r>
+      <w:proofErr w:type="spellStart"/>
+      <w:r>
+        <w:rPr>
+          <w:color w:val="0070C0"/>
+        </w:rPr>
+        <w:t>DurationMinutes</w:t>
+      </w:r>
+      <w:proofErr w:type="spellEnd"/>
+      <w:r>
+        <w:rPr>
+          <w:color w:val="0070C0"/>
+        </w:rPr>
+        <w:t xml:space="preserve">, </w:t>
+      </w:r>
+      <w:proofErr w:type="spellStart"/>
+      <w:proofErr w:type="gramStart"/>
+      <w:r>
+        <w:rPr>
+          <w:i/>
+          <w:iCs/>
+          <w:color w:val="0070C0"/>
+        </w:rPr>
+        <w:t>StudentID,TutorID</w:t>
+      </w:r>
+      <w:proofErr w:type="gramEnd"/>
+      <w:r>
+        <w:rPr>
+          <w:i/>
+          <w:iCs/>
+          <w:color w:val="0070C0"/>
+        </w:rPr>
+        <w:t>,</w:t>
+      </w:r>
+      <w:proofErr w:type="gramStart"/>
+      <w:r>
+        <w:rPr>
+          <w:i/>
+          <w:iCs/>
+          <w:color w:val="0070C0"/>
+        </w:rPr>
+        <w:t>RoomID,CourseID</w:t>
+      </w:r>
+      <w:proofErr w:type="spellEnd"/>
+      <w:proofErr w:type="gramEnd"/>
+      <w:r>
+        <w:rPr>
+          <w:color w:val="0070C0"/>
+        </w:rPr>
+        <w:t>)</w:t>
+      </w:r>
+    </w:p>
+    <w:p>
+      <w:pPr>
+        <w:numPr>
+          <w:ilvl w:val="0"/>
+          <w:numId w:val="3"/>
+        </w:numPr>
+        <w:ind w:hanging="360"/>
+      </w:pPr>
+      <w:r>
+        <w:t xml:space="preserve">For each table, clearly specify: </w:t>
+      </w:r>
+    </w:p>
+    <w:p>
+      <w:pPr>
+        <w:pStyle w:val="ListParagraph"/>
+        <w:numPr>
+          <w:ilvl w:val="0"/>
+          <w:numId w:val="11"/>
+        </w:numPr>
+        <w:spacing w:after="276"/>
+        <w:ind w:right="6163"/>
+      </w:pPr>
+      <w:r>
+        <w:t>table name</w:t>
+      </w:r>
+    </w:p>
+    <w:p>
+      <w:pPr>
+        <w:pStyle w:val="ListParagraph"/>
+        <w:numPr>
+          <w:ilvl w:val="0"/>
+          <w:numId w:val="11"/>
+        </w:numPr>
+        <w:spacing w:after="276"/>
+        <w:ind w:right="6158"/>
+      </w:pPr>
+      <w:r>
+        <w:t>attributes</w:t>
+      </w:r>
+    </w:p>
+    <w:p>
+      <w:pPr>
+        <w:pStyle w:val="ListParagraph"/>
+        <w:numPr>
+          <w:ilvl w:val="0"/>
+          <w:numId w:val="11"/>
+        </w:numPr>
+        <w:spacing w:after="276"/>
+        <w:ind w:right="6158"/>
+      </w:pPr>
+      <w:r>
+        <w:t xml:space="preserve">primary </w:t>
+      </w:r>
+      <w:proofErr w:type="gramStart"/>
+      <w:r>
+        <w:t>key(</w:t>
+      </w:r>
+      <w:proofErr w:type="gramEnd"/>
+      <w:r>
+        <w:t>PK)</w:t>
+      </w:r>
+    </w:p>
+    <w:p>
+      <w:pPr>
+        <w:pStyle w:val="ListParagraph"/>
+        <w:numPr>
+          <w:ilvl w:val="0"/>
+          <w:numId w:val="11"/>
+        </w:numPr>
+        <w:spacing w:after="276"/>
+        <w:ind w:right="6158"/>
+      </w:pPr>
+      <w:r>
+        <w:lastRenderedPageBreak/>
+        <w:t xml:space="preserve"> foreign keys (FK) </w:t>
+      </w:r>
+    </w:p>
+    <w:p>
+      <w:pPr>
+        <w:pStyle w:val="Heading1"/>
+        <w:numPr>
+          <w:ilvl w:val="0"/>
+          <w:numId w:val="0"/>
+        </w:numPr>
+        <w:ind w:left="-5"/>
+      </w:pPr>
+      <w:r>
+        <w:t xml:space="preserve">Part 3: Implement in MySQL </w:t>
+      </w:r>
+    </w:p>
+    <w:p>
+      <w:pPr>
+        <w:numPr>
+          <w:ilvl w:val="0"/>
+          <w:numId w:val="4"/>
+        </w:numPr>
+        <w:ind w:right="2510" w:hanging="360"/>
+      </w:pPr>
+      <w:r>
+        <w:t xml:space="preserve">Create a database. </w:t>
+      </w:r>
+    </w:p>
+    <w:p>
+      <w:pPr>
+        <w:numPr>
+          <w:ilvl w:val="0"/>
+          <w:numId w:val="4"/>
+        </w:numPr>
+        <w:spacing w:after="276"/>
+        <w:ind w:right="2510" w:hanging="360"/>
+      </w:pPr>
+      <w:r>
+        <w:t xml:space="preserve">Write SQL statements to: </w:t>
+      </w:r>
+      <w:proofErr w:type="gramStart"/>
+      <w:r>
+        <w:rPr>
+          <w:rFonts w:ascii="Courier New" w:eastAsia="Courier New" w:hAnsi="Courier New" w:cs="Courier New"/>
+          <w:sz w:val="20"/>
+        </w:rPr>
         <w:t>o</w:t>
       </w:r>
       <w:r>
@@ -993,18 +1676,11 @@
         </w:rPr>
         <w:tab/>
       </w:r>
-      <w:r>
-        <w:t xml:space="preserve">one </w:t>
-      </w:r>
-      <w:r>
-        <w:rPr>
-          <w:b/>
-        </w:rPr>
-        <w:t>insertion anomaly</w:t>
-      </w:r>
-      <w:r>
-        <w:t xml:space="preserve"> </w:t>
-      </w:r>
+      <w:proofErr w:type="gramEnd"/>
+      <w:r>
+        <w:t xml:space="preserve">create all tables </w:t>
+      </w:r>
+      <w:proofErr w:type="gramStart"/>
       <w:r>
         <w:rPr>
           <w:rFonts w:ascii="Courier New" w:eastAsia="Courier New" w:hAnsi="Courier New" w:cs="Courier New"/>
@@ -1026,18 +1702,11 @@
         </w:rPr>
         <w:tab/>
       </w:r>
-      <w:r>
-        <w:t xml:space="preserve">one </w:t>
-      </w:r>
-      <w:r>
-        <w:rPr>
-          <w:b/>
-        </w:rPr>
-        <w:t>update anomaly</w:t>
-      </w:r>
-      <w:r>
-        <w:t xml:space="preserve"> </w:t>
-      </w:r>
+      <w:proofErr w:type="gramEnd"/>
+      <w:r>
+        <w:t xml:space="preserve">define primary keys </w:t>
+      </w:r>
+      <w:proofErr w:type="spellStart"/>
       <w:r>
         <w:rPr>
           <w:rFonts w:ascii="Courier New" w:eastAsia="Courier New" w:hAnsi="Courier New" w:cs="Courier New"/>
@@ -1045,6 +1714,7 @@
         </w:rPr>
         <w:t>o</w:t>
       </w:r>
+      <w:proofErr w:type="spellEnd"/>
       <w:r>
         <w:rPr>
           <w:rFonts w:ascii="Arial" w:eastAsia="Arial" w:hAnsi="Arial" w:cs="Arial"/>
@@ -1060,14 +1730,37 @@
         <w:tab/>
       </w:r>
       <w:r>
-        <w:t xml:space="preserve">one </w:t>
-      </w:r>
-      <w:r>
-        <w:rPr>
-          <w:b/>
-        </w:rPr>
-        <w:t>deletion anomaly</w:t>
-      </w:r>
+        <w:t xml:space="preserve">define foreign key constraints </w:t>
+      </w:r>
+      <w:r>
+        <w:rPr>
+          <w:rFonts w:ascii="Courier New" w:eastAsia="Courier New" w:hAnsi="Courier New" w:cs="Courier New"/>
+          <w:sz w:val="20"/>
+        </w:rPr>
+        <w:t>o</w:t>
+      </w:r>
+      <w:r>
+        <w:rPr>
+          <w:rFonts w:ascii="Arial" w:eastAsia="Arial" w:hAnsi="Arial" w:cs="Arial"/>
+          <w:sz w:val="20"/>
+        </w:rPr>
+        <w:t xml:space="preserve"> </w:t>
+      </w:r>
+      <w:r>
+        <w:rPr>
+          <w:rFonts w:ascii="Arial" w:eastAsia="Arial" w:hAnsi="Arial" w:cs="Arial"/>
+          <w:sz w:val="20"/>
+        </w:rPr>
+        <w:tab/>
+      </w:r>
+      <w:r>
+        <w:t xml:space="preserve">use appropriate data </w:t>
+      </w:r>
+      <w:proofErr w:type="gramStart"/>
+      <w:r>
+        <w:t>types</w:t>
+      </w:r>
+      <w:proofErr w:type="gramEnd"/>
       <w:r>
         <w:t xml:space="preserve"> </w:t>
       </w:r>
@@ -1082,256 +1775,6 @@
         <w:ind w:left="-5"/>
       </w:pPr>
       <w:r>
-        <w:t xml:space="preserve">Part 2: Normalize to 3NF </w:t>
-      </w:r>
-    </w:p>
-    <w:p>
-      <w:pPr>
-        <w:numPr>
-          <w:ilvl w:val="0"/>
-          <w:numId w:val="3"/>
-        </w:numPr>
-        <w:ind w:hanging="360"/>
-      </w:pPr>
-      <w:r>
-        <w:t xml:space="preserve">Decompose the table into </w:t>
-      </w:r>
-      <w:r>
-        <w:rPr>
-          <w:b/>
-        </w:rPr>
-        <w:t>3NF relations</w:t>
-      </w:r>
-      <w:r>
-        <w:t xml:space="preserve">. </w:t>
-      </w:r>
-    </w:p>
-    <w:p>
-      <w:pPr>
-        <w:numPr>
-          <w:ilvl w:val="0"/>
-          <w:numId w:val="3"/>
-        </w:numPr>
-        <w:ind w:hanging="360"/>
-      </w:pPr>
-      <w:r>
-        <w:t xml:space="preserve">For each table, clearly specify: </w:t>
-      </w:r>
-    </w:p>
-    <w:p>
-      <w:pPr>
-        <w:pStyle w:val="ListParagraph"/>
-        <w:numPr>
-          <w:ilvl w:val="0"/>
-          <w:numId w:val="11"/>
-        </w:numPr>
-        <w:spacing w:after="276"/>
-        <w:ind w:right="6163"/>
-      </w:pPr>
-      <w:r>
-        <w:t>table name</w:t>
-      </w:r>
-    </w:p>
-    <w:p>
-      <w:pPr>
-        <w:pStyle w:val="ListParagraph"/>
-        <w:numPr>
-          <w:ilvl w:val="0"/>
-          <w:numId w:val="11"/>
-        </w:numPr>
-        <w:spacing w:after="276"/>
-        <w:ind w:right="6158"/>
-      </w:pPr>
-      <w:r>
-        <w:t>attributes</w:t>
-      </w:r>
-    </w:p>
-    <w:p>
-      <w:pPr>
-        <w:pStyle w:val="ListParagraph"/>
-        <w:numPr>
-          <w:ilvl w:val="0"/>
-          <w:numId w:val="11"/>
-        </w:numPr>
-        <w:spacing w:after="276"/>
-        <w:ind w:right="6158"/>
-      </w:pPr>
-      <w:r>
-        <w:t xml:space="preserve">primary </w:t>
-      </w:r>
-      <w:proofErr w:type="gramStart"/>
-      <w:r>
-        <w:t>key(</w:t>
-      </w:r>
-      <w:proofErr w:type="gramEnd"/>
-      <w:r>
-        <w:t>PK)</w:t>
-      </w:r>
-    </w:p>
-    <w:p>
-      <w:pPr>
-        <w:pStyle w:val="ListParagraph"/>
-        <w:numPr>
-          <w:ilvl w:val="0"/>
-          <w:numId w:val="11"/>
-        </w:numPr>
-        <w:spacing w:after="276"/>
-        <w:ind w:right="6158"/>
-      </w:pPr>
-      <w:r>
-        <w:t xml:space="preserve"> foreign keys (FK) </w:t>
-      </w:r>
-    </w:p>
-    <w:p>
-      <w:pPr>
-        <w:pStyle w:val="Heading1"/>
-        <w:numPr>
-          <w:ilvl w:val="0"/>
-          <w:numId w:val="0"/>
-        </w:numPr>
-        <w:ind w:left="-5"/>
-      </w:pPr>
-      <w:r>
-        <w:t xml:space="preserve">Part 3: Implement in MySQL </w:t>
-      </w:r>
-    </w:p>
-    <w:p>
-      <w:pPr>
-        <w:numPr>
-          <w:ilvl w:val="0"/>
-          <w:numId w:val="4"/>
-        </w:numPr>
-        <w:ind w:right="2510" w:hanging="360"/>
-      </w:pPr>
-      <w:r>
-        <w:t xml:space="preserve">Create a database. </w:t>
-      </w:r>
-    </w:p>
-    <w:p>
-      <w:pPr>
-        <w:numPr>
-          <w:ilvl w:val="0"/>
-          <w:numId w:val="4"/>
-        </w:numPr>
-        <w:spacing w:after="276"/>
-        <w:ind w:right="2510" w:hanging="360"/>
-      </w:pPr>
-      <w:r>
-        <w:t xml:space="preserve">Write SQL statements to: </w:t>
-      </w:r>
-      <w:proofErr w:type="gramStart"/>
-      <w:r>
-        <w:rPr>
-          <w:rFonts w:ascii="Courier New" w:eastAsia="Courier New" w:hAnsi="Courier New" w:cs="Courier New"/>
-          <w:sz w:val="20"/>
-        </w:rPr>
-        <w:t>o</w:t>
-      </w:r>
-      <w:r>
-        <w:rPr>
-          <w:rFonts w:ascii="Arial" w:eastAsia="Arial" w:hAnsi="Arial" w:cs="Arial"/>
-          <w:sz w:val="20"/>
-        </w:rPr>
-        <w:t xml:space="preserve"> </w:t>
-      </w:r>
-      <w:r>
-        <w:rPr>
-          <w:rFonts w:ascii="Arial" w:eastAsia="Arial" w:hAnsi="Arial" w:cs="Arial"/>
-          <w:sz w:val="20"/>
-        </w:rPr>
-        <w:tab/>
-      </w:r>
-      <w:proofErr w:type="gramEnd"/>
-      <w:r>
-        <w:t xml:space="preserve">create all tables </w:t>
-      </w:r>
-      <w:proofErr w:type="gramStart"/>
-      <w:r>
-        <w:rPr>
-          <w:rFonts w:ascii="Courier New" w:eastAsia="Courier New" w:hAnsi="Courier New" w:cs="Courier New"/>
-          <w:sz w:val="20"/>
-        </w:rPr>
-        <w:t>o</w:t>
-      </w:r>
-      <w:r>
-        <w:rPr>
-          <w:rFonts w:ascii="Arial" w:eastAsia="Arial" w:hAnsi="Arial" w:cs="Arial"/>
-          <w:sz w:val="20"/>
-        </w:rPr>
-        <w:t xml:space="preserve"> </w:t>
-      </w:r>
-      <w:r>
-        <w:rPr>
-          <w:rFonts w:ascii="Arial" w:eastAsia="Arial" w:hAnsi="Arial" w:cs="Arial"/>
-          <w:sz w:val="20"/>
-        </w:rPr>
-        <w:tab/>
-      </w:r>
-      <w:proofErr w:type="gramEnd"/>
-      <w:r>
-        <w:t xml:space="preserve">define primary keys </w:t>
-      </w:r>
-      <w:proofErr w:type="spellStart"/>
-      <w:r>
-        <w:rPr>
-          <w:rFonts w:ascii="Courier New" w:eastAsia="Courier New" w:hAnsi="Courier New" w:cs="Courier New"/>
-          <w:sz w:val="20"/>
-        </w:rPr>
-        <w:t>o</w:t>
-      </w:r>
-      <w:proofErr w:type="spellEnd"/>
-      <w:r>
-        <w:rPr>
-          <w:rFonts w:ascii="Arial" w:eastAsia="Arial" w:hAnsi="Arial" w:cs="Arial"/>
-          <w:sz w:val="20"/>
-        </w:rPr>
-        <w:t xml:space="preserve"> </w:t>
-      </w:r>
-      <w:r>
-        <w:rPr>
-          <w:rFonts w:ascii="Arial" w:eastAsia="Arial" w:hAnsi="Arial" w:cs="Arial"/>
-          <w:sz w:val="20"/>
-        </w:rPr>
-        <w:tab/>
-      </w:r>
-      <w:r>
-        <w:t xml:space="preserve">define foreign key constraints </w:t>
-      </w:r>
-      <w:r>
-        <w:rPr>
-          <w:rFonts w:ascii="Courier New" w:eastAsia="Courier New" w:hAnsi="Courier New" w:cs="Courier New"/>
-          <w:sz w:val="20"/>
-        </w:rPr>
-        <w:t>o</w:t>
-      </w:r>
-      <w:r>
-        <w:rPr>
-          <w:rFonts w:ascii="Arial" w:eastAsia="Arial" w:hAnsi="Arial" w:cs="Arial"/>
-          <w:sz w:val="20"/>
-        </w:rPr>
-        <w:t xml:space="preserve"> </w:t>
-      </w:r>
-      <w:r>
-        <w:rPr>
-          <w:rFonts w:ascii="Arial" w:eastAsia="Arial" w:hAnsi="Arial" w:cs="Arial"/>
-          <w:sz w:val="20"/>
-        </w:rPr>
-        <w:tab/>
-      </w:r>
-      <w:r>
-        <w:t xml:space="preserve">use appropriate data types </w:t>
-      </w:r>
-    </w:p>
-    <w:p>
-      <w:pPr>
-        <w:pStyle w:val="Heading1"/>
-        <w:numPr>
-          <w:ilvl w:val="0"/>
-          <w:numId w:val="0"/>
-        </w:numPr>
-        <w:ind w:left="-5"/>
-      </w:pPr>
-      <w:r>
         <w:t xml:space="preserve">Part 4: Insert Sample Data </w:t>
       </w:r>
     </w:p>
@@ -1347,7 +1790,21 @@
         <w:rPr>
           <w:b/>
         </w:rPr>
-        <w:t>at least 5 records into EACH table</w:t>
+        <w:t xml:space="preserve">at least </w:t>
+      </w:r>
+      <w:proofErr w:type="gramStart"/>
+      <w:r>
+        <w:rPr>
+          <w:b/>
+        </w:rPr>
+        <w:t>5</w:t>
+      </w:r>
+      <w:proofErr w:type="gramEnd"/>
+      <w:r>
+        <w:rPr>
+          <w:b/>
+        </w:rPr>
+        <w:t xml:space="preserve"> records into EACH table</w:t>
       </w:r>
       <w:r>
         <w:t xml:space="preserve">: </w:t>
@@ -1423,7 +1880,6 @@
         <w:rPr>
           <w:b/>
         </w:rPr>
-        <w:lastRenderedPageBreak/>
         <w:t xml:space="preserve">Data Quality Requirements </w:t>
       </w:r>
     </w:p>
@@ -1499,12 +1955,14 @@
       <w:r>
         <w:t xml:space="preserve">Foreign key relationships must be </w:t>
       </w:r>
+      <w:proofErr w:type="gramStart"/>
       <w:r>
         <w:rPr>
           <w:b/>
         </w:rPr>
         <w:t>valid</w:t>
       </w:r>
+      <w:proofErr w:type="gramEnd"/>
       <w:r>
         <w:t xml:space="preserve"> </w:t>
       </w:r>
@@ -1526,7 +1984,15 @@
       </w:r>
       <w:proofErr w:type="spellEnd"/>
       <w:r>
-        <w:t xml:space="preserve">" or "test" </w:t>
+        <w:t>" or "</w:t>
+      </w:r>
+      <w:proofErr w:type="gramStart"/>
+      <w:r>
+        <w:t>test"</w:t>
+      </w:r>
+      <w:proofErr w:type="gramEnd"/>
+      <w:r>
+        <w:t xml:space="preserve"> </w:t>
       </w:r>
     </w:p>
     <w:p>
@@ -1548,7 +2014,15 @@
         <w:t>variety</w:t>
       </w:r>
       <w:r>
-        <w:t xml:space="preserve"> (different majors, courses, durations, etc.) Submissions with poor or inconsistent data will lose points. </w:t>
+        <w:t xml:space="preserve"> (different majors, courses, durations, </w:t>
+      </w:r>
+      <w:proofErr w:type="gramStart"/>
+      <w:r>
+        <w:t>etc.</w:t>
+      </w:r>
+      <w:proofErr w:type="gramEnd"/>
+      <w:r>
+        <w:t xml:space="preserve">) Submissions with poor or inconsistent data will lose points. </w:t>
       </w:r>
     </w:p>
     <w:p>
@@ -1666,7 +2140,15 @@
         <w:ind w:right="2123" w:hanging="360"/>
       </w:pPr>
       <w:r>
-        <w:t>List all sessions for a specific student 3.</w:t>
+        <w:t xml:space="preserve">List all sessions for a specific student </w:t>
+      </w:r>
+      <w:proofErr w:type="gramStart"/>
+      <w:r>
+        <w:t>3</w:t>
+      </w:r>
+      <w:proofErr w:type="gramEnd"/>
+      <w:r>
+        <w:t>.</w:t>
       </w:r>
       <w:r>
         <w:rPr>
@@ -1675,7 +2157,15 @@
         <w:t xml:space="preserve"> </w:t>
       </w:r>
       <w:r>
-        <w:t>List all sessions conducted by a specific tutor 4.</w:t>
+        <w:t xml:space="preserve">List all sessions conducted by a specific tutor </w:t>
+      </w:r>
+      <w:proofErr w:type="gramStart"/>
+      <w:r>
+        <w:t>4</w:t>
+      </w:r>
+      <w:proofErr w:type="gramEnd"/>
+      <w:r>
+        <w:t>.</w:t>
       </w:r>
       <w:r>
         <w:rPr>
@@ -1754,6 +2244,7 @@
         <w:rPr>
           <w:b/>
         </w:rPr>
+        <w:lastRenderedPageBreak/>
         <w:t xml:space="preserve">Please upload everything to </w:t>
       </w:r>
       <w:r>
@@ -1882,7 +2373,15 @@
         <w:ind w:hanging="360"/>
       </w:pPr>
       <w:r>
-        <w:t xml:space="preserve">INSERT statements </w:t>
+        <w:t xml:space="preserve">INSERT </w:t>
+      </w:r>
+      <w:proofErr w:type="gramStart"/>
+      <w:r>
+        <w:t>statements</w:t>
+      </w:r>
+      <w:proofErr w:type="gramEnd"/>
+      <w:r>
+        <w:t xml:space="preserve"> </w:t>
       </w:r>
     </w:p>
     <w:p>
@@ -1904,7 +2403,6 @@
         <w:ind w:left="225" w:hanging="240"/>
       </w:pPr>
       <w:r>
-        <w:lastRenderedPageBreak/>
         <w:t xml:space="preserve">Screenshots </w:t>
       </w:r>
     </w:p>

--- a/CS420Lab4NBN.docx
+++ b/CS420Lab4NBN.docx
@@ -58,23 +58,7 @@
         <w:spacing w:after="268"/>
       </w:pPr>
       <w:r>
-        <w:t xml:space="preserve">This project simulates a real-world scenario where data </w:t>
-      </w:r>
-      <w:proofErr w:type="gramStart"/>
-      <w:r>
-        <w:t>is initially stored</w:t>
-      </w:r>
-      <w:proofErr w:type="gramEnd"/>
-      <w:r>
-        <w:t xml:space="preserve"> in an unorganized format and must </w:t>
-      </w:r>
-      <w:proofErr w:type="gramStart"/>
-      <w:r>
-        <w:t>be improved</w:t>
-      </w:r>
-      <w:proofErr w:type="gramEnd"/>
-      <w:r>
-        <w:t xml:space="preserve"> for efficiency, consistency, and scalability. </w:t>
+        <w:t xml:space="preserve">This project simulates a real-world scenario where data is initially stored in an unorganized format and must be improved for efficiency, consistency, and scalability. </w:t>
       </w:r>
     </w:p>
     <w:p>
@@ -95,15 +79,7 @@
         <w:spacing w:after="269"/>
       </w:pPr>
       <w:r>
-        <w:t xml:space="preserve">A university tutoring center maintains records of tutoring sessions. Currently, all data </w:t>
-      </w:r>
-      <w:proofErr w:type="gramStart"/>
-      <w:r>
-        <w:t>is stored</w:t>
-      </w:r>
-      <w:proofErr w:type="gramEnd"/>
-      <w:r>
-        <w:t xml:space="preserve"> in a single large table, which leads to redundancy and data anomalies. </w:t>
+        <w:t xml:space="preserve">A university tutoring center maintains records of tutoring sessions. Currently, all data is stored in a single large table, which leads to redundancy and data anomalies. </w:t>
       </w:r>
     </w:p>
     <w:p>
@@ -126,131 +102,27 @@
     </w:p>
     <w:p>
       <w:r>
-        <w:t>(</w:t>
-      </w:r>
-      <w:proofErr w:type="spellStart"/>
-      <w:r>
-        <w:t>SessionID</w:t>
-      </w:r>
-      <w:proofErr w:type="spellEnd"/>
-      <w:r>
-        <w:t xml:space="preserve">, </w:t>
-      </w:r>
-      <w:proofErr w:type="spellStart"/>
-      <w:r>
-        <w:t>SessionDate</w:t>
-      </w:r>
-      <w:proofErr w:type="spellEnd"/>
-      <w:r>
-        <w:t xml:space="preserve">, </w:t>
-      </w:r>
-      <w:proofErr w:type="spellStart"/>
-      <w:r>
-        <w:t>SessionTime</w:t>
-      </w:r>
-      <w:proofErr w:type="spellEnd"/>
-      <w:r>
-        <w:t xml:space="preserve">, </w:t>
-      </w:r>
-    </w:p>
-    <w:p>
-      <w:r>
-        <w:t xml:space="preserve"> StudentID, </w:t>
-      </w:r>
-      <w:proofErr w:type="spellStart"/>
-      <w:r>
-        <w:t>StudentName</w:t>
-      </w:r>
-      <w:proofErr w:type="spellEnd"/>
-      <w:r>
-        <w:t xml:space="preserve">, </w:t>
-      </w:r>
-      <w:proofErr w:type="spellStart"/>
-      <w:r>
-        <w:t>StudentEmail</w:t>
-      </w:r>
-      <w:proofErr w:type="spellEnd"/>
-      <w:r>
-        <w:t xml:space="preserve">, Major, </w:t>
-      </w:r>
-    </w:p>
-    <w:p>
-      <w:r>
-        <w:t xml:space="preserve"> </w:t>
-      </w:r>
-      <w:proofErr w:type="spellStart"/>
-      <w:r>
-        <w:t>TutorID</w:t>
-      </w:r>
-      <w:proofErr w:type="spellEnd"/>
-      <w:r>
-        <w:t xml:space="preserve">, </w:t>
-      </w:r>
-      <w:proofErr w:type="spellStart"/>
-      <w:r>
-        <w:t>TutorName</w:t>
-      </w:r>
-      <w:proofErr w:type="spellEnd"/>
-      <w:r>
-        <w:t xml:space="preserve">, </w:t>
-      </w:r>
-      <w:proofErr w:type="spellStart"/>
-      <w:r>
-        <w:t>TutorEmail</w:t>
-      </w:r>
-      <w:proofErr w:type="spellEnd"/>
-      <w:r>
-        <w:t xml:space="preserve">, </w:t>
-      </w:r>
-    </w:p>
-    <w:p>
-      <w:r>
-        <w:t xml:space="preserve"> </w:t>
-      </w:r>
-      <w:proofErr w:type="spellStart"/>
-      <w:r>
-        <w:t>CourseID</w:t>
-      </w:r>
-      <w:proofErr w:type="spellEnd"/>
-      <w:r>
-        <w:t xml:space="preserve">, </w:t>
-      </w:r>
-      <w:proofErr w:type="spellStart"/>
-      <w:r>
-        <w:t>CourseTitle</w:t>
-      </w:r>
-      <w:proofErr w:type="spellEnd"/>
-      <w:r>
-        <w:t xml:space="preserve">, Department, </w:t>
-      </w:r>
-    </w:p>
-    <w:p>
-      <w:r>
-        <w:t xml:space="preserve"> </w:t>
-      </w:r>
-      <w:proofErr w:type="spellStart"/>
-      <w:r>
-        <w:t>RoomID</w:t>
-      </w:r>
-      <w:proofErr w:type="spellEnd"/>
-      <w:r>
-        <w:t xml:space="preserve">, </w:t>
-      </w:r>
-      <w:proofErr w:type="spellStart"/>
-      <w:r>
-        <w:t>RoomBuilding</w:t>
-      </w:r>
-      <w:proofErr w:type="spellEnd"/>
-      <w:r>
-        <w:t xml:space="preserve">, </w:t>
-      </w:r>
-      <w:proofErr w:type="spellStart"/>
-      <w:r>
-        <w:t>RoomCapacity</w:t>
-      </w:r>
-      <w:proofErr w:type="spellEnd"/>
-      <w:r>
-        <w:t xml:space="preserve">, </w:t>
+        <w:t xml:space="preserve">(SessionID, SessionDate, SessionTime, </w:t>
+      </w:r>
+    </w:p>
+    <w:p>
+      <w:r>
+        <w:t xml:space="preserve"> StudentID, StudentName, StudentEmail, Major, </w:t>
+      </w:r>
+    </w:p>
+    <w:p>
+      <w:r>
+        <w:t xml:space="preserve"> TutorID, TutorName, TutorEmail, </w:t>
+      </w:r>
+    </w:p>
+    <w:p>
+      <w:r>
+        <w:t xml:space="preserve"> CourseID, CourseTitle, Department, </w:t>
+      </w:r>
+    </w:p>
+    <w:p>
+      <w:r>
+        <w:t xml:space="preserve"> RoomID, RoomBuilding, RoomCapacity, </w:t>
       </w:r>
     </w:p>
     <w:p>
@@ -258,31 +130,7 @@
         <w:spacing w:after="266"/>
       </w:pPr>
       <w:r>
-        <w:t xml:space="preserve"> </w:t>
-      </w:r>
-      <w:proofErr w:type="spellStart"/>
-      <w:r>
-        <w:t>SessionType</w:t>
-      </w:r>
-      <w:proofErr w:type="spellEnd"/>
-      <w:r>
-        <w:t xml:space="preserve">, </w:t>
-      </w:r>
-      <w:proofErr w:type="spellStart"/>
-      <w:r>
-        <w:t>HourlyRate</w:t>
-      </w:r>
-      <w:proofErr w:type="spellEnd"/>
-      <w:r>
-        <w:t xml:space="preserve">, </w:t>
-      </w:r>
-      <w:proofErr w:type="spellStart"/>
-      <w:r>
-        <w:t>DurationMinutes</w:t>
-      </w:r>
-      <w:proofErr w:type="spellEnd"/>
-      <w:r>
-        <w:t xml:space="preserve">) </w:t>
+        <w:t xml:space="preserve"> SessionType, HourlyRate, DurationMinutes) </w:t>
       </w:r>
     </w:p>
     <w:p>
@@ -307,24 +155,14 @@
         <w:ind w:hanging="360"/>
       </w:pPr>
       <w:r>
-        <w:t xml:space="preserve">Each tutoring session </w:t>
-      </w:r>
-      <w:proofErr w:type="gramStart"/>
-      <w:r>
-        <w:t>is uniquely identified</w:t>
-      </w:r>
-      <w:proofErr w:type="gramEnd"/>
-      <w:r>
-        <w:t xml:space="preserve"> by </w:t>
-      </w:r>
-      <w:proofErr w:type="spellStart"/>
+        <w:t xml:space="preserve">Each tutoring session is uniquely identified by </w:t>
+      </w:r>
       <w:r>
         <w:rPr>
           <w:b/>
         </w:rPr>
         <w:t>SessionID</w:t>
       </w:r>
-      <w:proofErr w:type="spellEnd"/>
       <w:r>
         <w:t xml:space="preserve">. </w:t>
       </w:r>
@@ -522,14 +360,12 @@
       <w:r>
         <w:t xml:space="preserve">Tutor details depend only on </w:t>
       </w:r>
-      <w:proofErr w:type="spellStart"/>
       <w:r>
         <w:rPr>
           <w:b/>
         </w:rPr>
         <w:t>TutorID</w:t>
       </w:r>
-      <w:proofErr w:type="spellEnd"/>
       <w:r>
         <w:t xml:space="preserve">. </w:t>
       </w:r>
@@ -545,14 +381,12 @@
       <w:r>
         <w:t xml:space="preserve">Course details depend only on </w:t>
       </w:r>
-      <w:proofErr w:type="spellStart"/>
       <w:r>
         <w:rPr>
           <w:b/>
         </w:rPr>
         <w:t>CourseID</w:t>
       </w:r>
-      <w:proofErr w:type="spellEnd"/>
       <w:r>
         <w:t xml:space="preserve">. </w:t>
       </w:r>
@@ -569,14 +403,12 @@
       <w:r>
         <w:t xml:space="preserve">Room details depend only on </w:t>
       </w:r>
-      <w:proofErr w:type="spellStart"/>
       <w:r>
         <w:rPr>
           <w:b/>
         </w:rPr>
         <w:t>RoomID</w:t>
       </w:r>
-      <w:proofErr w:type="spellEnd"/>
       <w:r>
         <w:t xml:space="preserve">. </w:t>
       </w:r>
@@ -663,36 +495,14 @@
         <w:rPr>
           <w:color w:val="0070C0"/>
         </w:rPr>
-        <w:t xml:space="preserve">Primary Key of the table is </w:t>
-      </w:r>
-      <w:proofErr w:type="spellStart"/>
-      <w:r>
-        <w:rPr>
-          <w:color w:val="0070C0"/>
-        </w:rPr>
-        <w:t>SessionID</w:t>
-      </w:r>
-      <w:proofErr w:type="spellEnd"/>
-      <w:r>
-        <w:rPr>
-          <w:color w:val="0070C0"/>
-        </w:rPr>
-        <w:t xml:space="preserve"> as it uniquely</w:t>
-      </w:r>
-      <w:r>
-        <w:rPr>
-          <w:color w:val="0070C0"/>
-        </w:rPr>
-        <w:t xml:space="preserve"> identifies the </w:t>
-      </w:r>
-      <w:proofErr w:type="gramStart"/>
-      <w:r>
-        <w:rPr>
-          <w:color w:val="0070C0"/>
-        </w:rPr>
-        <w:t>session</w:t>
-      </w:r>
-      <w:proofErr w:type="gramEnd"/>
+        <w:t>Primary Key of the table is SessionID as it uniquely</w:t>
+      </w:r>
+      <w:r>
+        <w:rPr>
+          <w:color w:val="0070C0"/>
+        </w:rPr>
+        <w:t xml:space="preserve"> identifies the session</w:t>
+      </w:r>
     </w:p>
     <w:p>
       <w:pPr>
@@ -706,19 +516,11 @@
       <w:r>
         <w:t xml:space="preserve">Write at least </w:t>
       </w:r>
-      <w:proofErr w:type="gramStart"/>
       <w:r>
         <w:rPr>
           <w:b/>
         </w:rPr>
-        <w:t>5</w:t>
-      </w:r>
-      <w:proofErr w:type="gramEnd"/>
-      <w:r>
-        <w:rPr>
-          <w:b/>
-        </w:rPr>
-        <w:t xml:space="preserve"> functional dependencies</w:t>
+        <w:t>5 functional dependencies</w:t>
       </w:r>
       <w:r>
         <w:t xml:space="preserve">. </w:t>
@@ -732,89 +534,29 @@
         </w:numPr>
         <w:spacing w:after="6" w:line="253" w:lineRule="auto"/>
       </w:pPr>
-      <w:proofErr w:type="spellStart"/>
-      <w:r>
-        <w:rPr>
-          <w:color w:val="0070C0"/>
-        </w:rPr>
-        <w:t>SessionID</w:t>
-      </w:r>
-      <w:proofErr w:type="spellEnd"/>
-      <w:r>
-        <w:rPr>
-          <w:color w:val="0070C0"/>
-        </w:rPr>
-        <w:t xml:space="preserve"> -&gt; </w:t>
-      </w:r>
-      <w:proofErr w:type="spellStart"/>
-      <w:r>
-        <w:rPr>
-          <w:color w:val="0070C0"/>
-        </w:rPr>
-        <w:t>TutorID</w:t>
-      </w:r>
-      <w:proofErr w:type="spellEnd"/>
-      <w:r>
-        <w:rPr>
-          <w:color w:val="0070C0"/>
-        </w:rPr>
-        <w:t xml:space="preserve">, StudentID, </w:t>
-      </w:r>
-      <w:proofErr w:type="spellStart"/>
-      <w:r>
-        <w:rPr>
-          <w:color w:val="0070C0"/>
-        </w:rPr>
-        <w:t>RoomID</w:t>
-      </w:r>
-      <w:proofErr w:type="spellEnd"/>
-      <w:r>
-        <w:rPr>
-          <w:color w:val="0070C0"/>
-        </w:rPr>
-        <w:t xml:space="preserve">, </w:t>
-      </w:r>
-      <w:proofErr w:type="spellStart"/>
-      <w:r>
-        <w:rPr>
-          <w:color w:val="0070C0"/>
-        </w:rPr>
-        <w:t>CourseID</w:t>
-      </w:r>
-      <w:proofErr w:type="spellEnd"/>
-      <w:r>
-        <w:rPr>
-          <w:color w:val="0070C0"/>
-        </w:rPr>
-        <w:t xml:space="preserve">, </w:t>
-      </w:r>
-      <w:proofErr w:type="spellStart"/>
-      <w:r>
-        <w:rPr>
-          <w:color w:val="0070C0"/>
-        </w:rPr>
-        <w:t>Session</w:t>
-      </w:r>
-      <w:r>
-        <w:rPr>
-          <w:color w:val="0070C0"/>
-        </w:rPr>
-        <w:t>Date</w:t>
-      </w:r>
-      <w:proofErr w:type="spellEnd"/>
-      <w:r>
-        <w:rPr>
-          <w:color w:val="0070C0"/>
-        </w:rPr>
-        <w:t xml:space="preserve">, </w:t>
-      </w:r>
-      <w:proofErr w:type="spellStart"/>
-      <w:proofErr w:type="gramStart"/>
-      <w:r>
-        <w:rPr>
-          <w:color w:val="0070C0"/>
-        </w:rPr>
-        <w:t>SessionType,SessionT</w:t>
+      <w:r>
+        <w:rPr>
+          <w:color w:val="0070C0"/>
+        </w:rPr>
+        <w:t>SessionID -&gt; TutorID</w:t>
+      </w:r>
+      <w:r>
+        <w:rPr>
+          <w:color w:val="0070C0"/>
+        </w:rPr>
+        <w:t>, StudentID, RoomID</w:t>
+      </w:r>
+      <w:r>
+        <w:rPr>
+          <w:color w:val="0070C0"/>
+        </w:rPr>
+        <w:t>, CourseID, Session</w:t>
+      </w:r>
+      <w:r>
+        <w:rPr>
+          <w:color w:val="0070C0"/>
+        </w:rPr>
+        <w:t>Date, SessionType,SessionT</w:t>
       </w:r>
       <w:r>
         <w:rPr>
@@ -822,8 +564,6 @@
         </w:rPr>
         <w:t>ype,HourlyRate</w:t>
       </w:r>
-      <w:proofErr w:type="spellEnd"/>
-      <w:proofErr w:type="gramEnd"/>
       <w:r>
         <w:rPr>
           <w:color w:val="0070C0"/>
@@ -845,19 +585,11 @@
         </w:rPr>
         <w:t xml:space="preserve">StudentID -&gt; </w:t>
       </w:r>
-      <w:proofErr w:type="spellStart"/>
-      <w:r>
-        <w:rPr>
-          <w:color w:val="0070C0"/>
-        </w:rPr>
-        <w:t>StudentName</w:t>
-      </w:r>
-      <w:proofErr w:type="spellEnd"/>
-      <w:r>
-        <w:rPr>
-          <w:color w:val="0070C0"/>
-        </w:rPr>
-        <w:t>, Student Email,</w:t>
+      <w:r>
+        <w:rPr>
+          <w:color w:val="0070C0"/>
+        </w:rPr>
+        <w:t>StudentName, Student Email,</w:t>
       </w:r>
       <w:r>
         <w:rPr>
@@ -874,39 +606,17 @@
         </w:numPr>
         <w:spacing w:after="6" w:line="253" w:lineRule="auto"/>
       </w:pPr>
-      <w:proofErr w:type="spellStart"/>
-      <w:r>
-        <w:rPr>
-          <w:color w:val="0070C0"/>
-        </w:rPr>
-        <w:t>CourseID</w:t>
-      </w:r>
-      <w:proofErr w:type="spellEnd"/>
-      <w:r>
-        <w:rPr>
-          <w:color w:val="0070C0"/>
-        </w:rPr>
-        <w:t xml:space="preserve"> -&gt;</w:t>
-      </w:r>
-      <w:r>
-        <w:rPr>
-          <w:color w:val="0070C0"/>
-        </w:rPr>
-        <w:t xml:space="preserve"> </w:t>
-      </w:r>
-      <w:proofErr w:type="spellStart"/>
-      <w:r>
-        <w:rPr>
-          <w:color w:val="0070C0"/>
-        </w:rPr>
-        <w:t>CourseTitle</w:t>
-      </w:r>
-      <w:proofErr w:type="spellEnd"/>
-      <w:r>
-        <w:rPr>
-          <w:color w:val="0070C0"/>
-        </w:rPr>
-        <w:t>, Department</w:t>
+      <w:r>
+        <w:rPr>
+          <w:color w:val="0070C0"/>
+        </w:rPr>
+        <w:t>CourseID -&gt;</w:t>
+      </w:r>
+      <w:r>
+        <w:rPr>
+          <w:color w:val="0070C0"/>
+        </w:rPr>
+        <w:t xml:space="preserve"> CourseTitle, Department</w:t>
       </w:r>
     </w:p>
     <w:p>
@@ -917,42 +627,12 @@
         </w:numPr>
         <w:spacing w:after="6" w:line="253" w:lineRule="auto"/>
       </w:pPr>
-      <w:proofErr w:type="spellStart"/>
-      <w:r>
-        <w:rPr>
-          <w:color w:val="0070C0"/>
-        </w:rPr>
-        <w:t>RoomID</w:t>
-      </w:r>
-      <w:proofErr w:type="spellEnd"/>
-      <w:r>
-        <w:rPr>
-          <w:color w:val="0070C0"/>
-        </w:rPr>
-        <w:t xml:space="preserve"> -&gt; </w:t>
-      </w:r>
-      <w:proofErr w:type="spellStart"/>
-      <w:r>
-        <w:rPr>
-          <w:color w:val="0070C0"/>
-        </w:rPr>
-        <w:t>RoomBuilding</w:t>
-      </w:r>
-      <w:proofErr w:type="spellEnd"/>
-      <w:r>
-        <w:rPr>
-          <w:color w:val="0070C0"/>
-        </w:rPr>
-        <w:t xml:space="preserve">, </w:t>
-      </w:r>
-      <w:proofErr w:type="spellStart"/>
-      <w:r>
-        <w:rPr>
-          <w:color w:val="0070C0"/>
-        </w:rPr>
-        <w:t>RoomCapacity</w:t>
-      </w:r>
-      <w:proofErr w:type="spellEnd"/>
+      <w:r>
+        <w:rPr>
+          <w:color w:val="0070C0"/>
+        </w:rPr>
+        <w:t>RoomID -&gt; RoomBuilding, RoomCapacity</w:t>
+      </w:r>
     </w:p>
     <w:p>
       <w:pPr>
@@ -965,40 +645,11 @@
           <w:color w:val="0070C0"/>
         </w:rPr>
       </w:pPr>
-      <w:proofErr w:type="spellStart"/>
-      <w:r>
-        <w:rPr>
-          <w:color w:val="0070C0"/>
-        </w:rPr>
-        <w:t>TutorID</w:t>
-      </w:r>
-      <w:proofErr w:type="spellEnd"/>
-      <w:r>
-        <w:rPr>
-          <w:color w:val="0070C0"/>
-        </w:rPr>
-        <w:t xml:space="preserve"> -&gt; </w:t>
-      </w:r>
-      <w:proofErr w:type="spellStart"/>
-      <w:r>
-        <w:rPr>
-          <w:color w:val="0070C0"/>
-        </w:rPr>
-        <w:t>TutorName</w:t>
-      </w:r>
-      <w:proofErr w:type="spellEnd"/>
-      <w:r>
-        <w:rPr>
-          <w:color w:val="0070C0"/>
-        </w:rPr>
-        <w:t xml:space="preserve">, </w:t>
-      </w:r>
-      <w:proofErr w:type="spellStart"/>
-      <w:r>
-        <w:rPr>
-          <w:color w:val="0070C0"/>
-        </w:rPr>
-        <w:t>Tutor</w:t>
+      <w:r>
+        <w:rPr>
+          <w:color w:val="0070C0"/>
+        </w:rPr>
+        <w:t>TutorID -&gt; TutorName, Tutor</w:t>
       </w:r>
       <w:r>
         <w:rPr>
@@ -1006,7 +657,6 @@
         </w:rPr>
         <w:t>Email</w:t>
       </w:r>
-      <w:proofErr w:type="spellEnd"/>
     </w:p>
     <w:p>
       <w:pPr>
@@ -1090,17 +740,40 @@
           <w:rFonts w:eastAsia="Courier New"/>
           <w:color w:val="0070C0"/>
         </w:rPr>
-        <w:t xml:space="preserve"> data without including required </w:t>
-      </w:r>
-      <w:proofErr w:type="gramStart"/>
-      <w:r>
+        <w:t xml:space="preserve"> data without including required information</w:t>
+      </w:r>
+    </w:p>
+    <w:p>
+      <w:pPr>
+        <w:ind w:left="2160" w:firstLine="0"/>
         <w:rPr>
           <w:rFonts w:eastAsia="Courier New"/>
           <w:color w:val="0070C0"/>
         </w:rPr>
-        <w:t>information</w:t>
-      </w:r>
-      <w:proofErr w:type="gramEnd"/>
+      </w:pPr>
+    </w:p>
+    <w:p>
+      <w:pPr>
+        <w:ind w:left="2160" w:firstLine="0"/>
+        <w:rPr>
+          <w:rFonts w:eastAsia="Courier New"/>
+          <w:color w:val="0070C0"/>
+        </w:rPr>
+      </w:pPr>
+      <w:r>
+        <w:rPr>
+          <w:rFonts w:eastAsia="Courier New"/>
+          <w:color w:val="0070C0"/>
+        </w:rPr>
+        <w:t xml:space="preserve">Example: </w:t>
+      </w:r>
+      <w:r>
+        <w:rPr>
+          <w:rFonts w:eastAsia="Courier New"/>
+          <w:color w:val="0070C0"/>
+        </w:rPr>
+        <w:t>Providing Primary Key for Session data, in this case a SessionID</w:t>
+      </w:r>
     </w:p>
     <w:p/>
     <w:p>
@@ -1137,6 +810,86 @@
         </w:rPr>
         <w:t>Update Anomalies</w:t>
       </w:r>
+      <w:r>
+        <w:rPr>
+          <w:color w:val="0070C0"/>
+        </w:rPr>
+        <w:t xml:space="preserve"> occur when </w:t>
+      </w:r>
+      <w:r>
+        <w:rPr>
+          <w:color w:val="0070C0"/>
+        </w:rPr>
+        <w:t xml:space="preserve">multiple records exists but updates apply </w:t>
+      </w:r>
+      <w:r>
+        <w:rPr>
+          <w:color w:val="0070C0"/>
+        </w:rPr>
+        <w:t>discriminately</w:t>
+      </w:r>
+      <w:r>
+        <w:rPr>
+          <w:color w:val="0070C0"/>
+        </w:rPr>
+        <w:t xml:space="preserve"> to some data.</w:t>
+      </w:r>
+    </w:p>
+    <w:p>
+      <w:pPr>
+        <w:ind w:left="2170"/>
+        <w:rPr>
+          <w:color w:val="0070C0"/>
+        </w:rPr>
+      </w:pPr>
+    </w:p>
+    <w:p>
+      <w:pPr>
+        <w:ind w:left="2170"/>
+        <w:rPr>
+          <w:color w:val="0070C0"/>
+        </w:rPr>
+      </w:pPr>
+      <w:r>
+        <w:rPr>
+          <w:color w:val="0070C0"/>
+        </w:rPr>
+        <w:t>Exam</w:t>
+      </w:r>
+      <w:r>
+        <w:rPr>
+          <w:color w:val="0070C0"/>
+        </w:rPr>
+        <w:t xml:space="preserve">ple: </w:t>
+      </w:r>
+    </w:p>
+    <w:p>
+      <w:pPr>
+        <w:ind w:left="2170"/>
+        <w:rPr>
+          <w:color w:val="0070C0"/>
+        </w:rPr>
+      </w:pPr>
+    </w:p>
+    <w:p>
+      <w:pPr>
+        <w:ind w:left="2170"/>
+        <w:rPr>
+          <w:color w:val="0070C0"/>
+        </w:rPr>
+      </w:pPr>
+      <w:r>
+        <w:rPr>
+          <w:color w:val="0070C0"/>
+        </w:rPr>
+        <w:t xml:space="preserve">Assume the department attribute applies to multiple tables. </w:t>
+      </w:r>
+      <w:r>
+        <w:rPr>
+          <w:color w:val="0070C0"/>
+        </w:rPr>
+        <w:t>Department updates must apply to the affected rows</w:t>
+      </w:r>
     </w:p>
     <w:p>
       <w:pPr>
@@ -1170,30 +923,39 @@
         <w:rPr>
           <w:color w:val="0070C0"/>
         </w:rPr>
-        <w:t xml:space="preserve">Deletion anomalies </w:t>
-      </w:r>
-      <w:proofErr w:type="gramStart"/>
-      <w:r>
-        <w:rPr>
-          <w:color w:val="0070C0"/>
-        </w:rPr>
-        <w:t>refers</w:t>
-      </w:r>
-      <w:proofErr w:type="gramEnd"/>
-      <w:r>
-        <w:rPr>
-          <w:color w:val="0070C0"/>
-        </w:rPr>
-        <w:t xml:space="preserve"> </w:t>
-      </w:r>
-      <w:proofErr w:type="gramStart"/>
-      <w:r>
-        <w:rPr>
-          <w:color w:val="0070C0"/>
-        </w:rPr>
-        <w:t>to</w:t>
-      </w:r>
-      <w:proofErr w:type="gramEnd"/>
+        <w:t>Deletion anomalies refers to</w:t>
+      </w:r>
+      <w:r>
+        <w:rPr>
+          <w:color w:val="0070C0"/>
+        </w:rPr>
+        <w:t xml:space="preserve"> the unwanted action of having </w:t>
+      </w:r>
+      <w:r>
+        <w:rPr>
+          <w:color w:val="0070C0"/>
+        </w:rPr>
+        <w:t>data removed based on association.</w:t>
+      </w:r>
+      <w:r>
+        <w:rPr>
+          <w:color w:val="0070C0"/>
+        </w:rPr>
+        <w:br/>
+      </w:r>
+      <w:r>
+        <w:rPr>
+          <w:color w:val="0070C0"/>
+        </w:rPr>
+        <w:br/>
+        <w:t xml:space="preserve">Example: </w:t>
+      </w:r>
+      <w:r>
+        <w:rPr>
+          <w:color w:val="0070C0"/>
+        </w:rPr>
+        <w:t>Suppose a Session is removed from the SESSION table for a student that has multiple tutoring sessions. All or some sessions may consequently be removed.</w:t>
+      </w:r>
     </w:p>
     <w:p>
       <w:pPr>
@@ -1211,15 +973,8 @@
         <w:ind w:left="-5"/>
       </w:pPr>
       <w:r>
-        <w:t xml:space="preserve">Part 2: Normalize to </w:t>
-      </w:r>
-      <w:proofErr w:type="gramStart"/>
-      <w:r>
-        <w:t>3NF</w:t>
-      </w:r>
-      <w:proofErr w:type="gramEnd"/>
-      <w:r>
-        <w:t xml:space="preserve"> </w:t>
+        <w:lastRenderedPageBreak/>
+        <w:t xml:space="preserve">Part 2: Normalize to 3NF </w:t>
       </w:r>
     </w:p>
     <w:p>
@@ -1266,6 +1021,20 @@
       <w:r>
         <w:rPr>
           <w:color w:val="0070C0"/>
+          <w:u w:val="single"/>
+        </w:rPr>
+        <w:t xml:space="preserve"> (PK</w:t>
+      </w:r>
+      <w:r>
+        <w:rPr>
+          <w:color w:val="0070C0"/>
+          <w:u w:val="single"/>
+        </w:rPr>
+        <w:t>)</w:t>
+      </w:r>
+      <w:r>
+        <w:rPr>
+          <w:color w:val="0070C0"/>
         </w:rPr>
         <w:t>,StudentName,StudentEmail,Major</w:t>
       </w:r>
@@ -1306,6 +1075,13 @@
       <w:r>
         <w:rPr>
           <w:color w:val="0070C0"/>
+          <w:u w:val="single"/>
+        </w:rPr>
+        <w:t xml:space="preserve">(PK) </w:t>
+      </w:r>
+      <w:r>
+        <w:rPr>
+          <w:color w:val="0070C0"/>
         </w:rPr>
         <w:t>, TutorName, TutorEmail</w:t>
       </w:r>
@@ -1323,7 +1099,6 @@
           <w:color w:val="0070C0"/>
         </w:rPr>
       </w:pPr>
-      <w:proofErr w:type="gramStart"/>
       <w:r>
         <w:rPr>
           <w:color w:val="0070C0"/>
@@ -1336,7 +1111,6 @@
         </w:rPr>
         <w:t>(</w:t>
       </w:r>
-      <w:proofErr w:type="gramEnd"/>
       <w:r>
         <w:rPr>
           <w:color w:val="0070C0"/>
@@ -1347,6 +1121,13 @@
       <w:r>
         <w:rPr>
           <w:color w:val="0070C0"/>
+          <w:u w:val="single"/>
+        </w:rPr>
+        <w:t>(PK)</w:t>
+      </w:r>
+      <w:r>
+        <w:rPr>
+          <w:color w:val="0070C0"/>
         </w:rPr>
         <w:t>, RoomBuilding, RoomCapacity</w:t>
       </w:r>
@@ -1364,15 +1145,12 @@
           <w:color w:val="0070C0"/>
         </w:rPr>
       </w:pPr>
-      <w:proofErr w:type="gramStart"/>
       <w:r>
         <w:rPr>
           <w:color w:val="0070C0"/>
         </w:rPr>
         <w:t>COURSE(</w:t>
       </w:r>
-      <w:proofErr w:type="spellStart"/>
-      <w:proofErr w:type="gramEnd"/>
       <w:r>
         <w:rPr>
           <w:color w:val="0070C0"/>
@@ -1380,26 +1158,18 @@
         </w:rPr>
         <w:t>CourseID</w:t>
       </w:r>
-      <w:proofErr w:type="spellEnd"/>
-      <w:r>
-        <w:rPr>
-          <w:color w:val="0070C0"/>
-        </w:rPr>
-        <w:t xml:space="preserve">, </w:t>
-      </w:r>
-      <w:proofErr w:type="spellStart"/>
-      <w:r>
-        <w:rPr>
-          <w:color w:val="0070C0"/>
-        </w:rPr>
-        <w:t>CourseTitle</w:t>
-      </w:r>
-      <w:proofErr w:type="spellEnd"/>
-      <w:r>
-        <w:rPr>
-          <w:color w:val="0070C0"/>
-        </w:rPr>
-        <w:t>, Department)</w:t>
+      <w:r>
+        <w:rPr>
+          <w:color w:val="0070C0"/>
+          <w:u w:val="single"/>
+        </w:rPr>
+        <w:t>(PK)</w:t>
+      </w:r>
+      <w:r>
+        <w:rPr>
+          <w:color w:val="0070C0"/>
+        </w:rPr>
+        <w:t>, CourseTitle, Department)</w:t>
       </w:r>
     </w:p>
     <w:p>
@@ -1409,15 +1179,12 @@
           <w:color w:val="0070C0"/>
         </w:rPr>
       </w:pPr>
-      <w:proofErr w:type="gramStart"/>
       <w:r>
         <w:rPr>
           <w:color w:val="0070C0"/>
         </w:rPr>
         <w:t>SESSION(</w:t>
       </w:r>
-      <w:proofErr w:type="spellStart"/>
-      <w:proofErr w:type="gramEnd"/>
       <w:r>
         <w:rPr>
           <w:color w:val="0070C0"/>
@@ -1432,107 +1199,33 @@
         </w:rPr>
         <w:t>ID</w:t>
       </w:r>
-      <w:proofErr w:type="spellEnd"/>
-      <w:r>
-        <w:rPr>
-          <w:color w:val="0070C0"/>
-        </w:rPr>
-        <w:t xml:space="preserve">, </w:t>
-      </w:r>
-      <w:proofErr w:type="spellStart"/>
-      <w:r>
-        <w:rPr>
-          <w:color w:val="0070C0"/>
-        </w:rPr>
-        <w:t>SessionDate</w:t>
-      </w:r>
-      <w:proofErr w:type="spellEnd"/>
-      <w:r>
-        <w:rPr>
-          <w:color w:val="0070C0"/>
-        </w:rPr>
-        <w:t xml:space="preserve">, </w:t>
-      </w:r>
-      <w:proofErr w:type="spellStart"/>
-      <w:proofErr w:type="gramStart"/>
-      <w:r>
-        <w:rPr>
-          <w:color w:val="0070C0"/>
-        </w:rPr>
-        <w:t>SessionTime,Se</w:t>
-      </w:r>
-      <w:r>
-        <w:rPr>
-          <w:color w:val="0070C0"/>
-        </w:rPr>
-        <w:t>ssionType</w:t>
-      </w:r>
-      <w:proofErr w:type="spellEnd"/>
-      <w:proofErr w:type="gramEnd"/>
-      <w:r>
-        <w:rPr>
-          <w:color w:val="0070C0"/>
-        </w:rPr>
-        <w:t xml:space="preserve">, </w:t>
-      </w:r>
-      <w:proofErr w:type="spellStart"/>
-      <w:r>
-        <w:rPr>
-          <w:color w:val="0070C0"/>
-        </w:rPr>
-        <w:t>HourlyRate</w:t>
-      </w:r>
-      <w:proofErr w:type="spellEnd"/>
-      <w:r>
-        <w:rPr>
-          <w:color w:val="0070C0"/>
-        </w:rPr>
-        <w:t xml:space="preserve">, </w:t>
-      </w:r>
-      <w:proofErr w:type="spellStart"/>
-      <w:r>
-        <w:rPr>
-          <w:color w:val="0070C0"/>
-        </w:rPr>
-        <w:t>DurationMinutes</w:t>
-      </w:r>
-      <w:proofErr w:type="spellEnd"/>
-      <w:r>
-        <w:rPr>
-          <w:color w:val="0070C0"/>
-        </w:rPr>
-        <w:t xml:space="preserve">, </w:t>
-      </w:r>
-      <w:proofErr w:type="spellStart"/>
-      <w:proofErr w:type="gramStart"/>
+      <w:r>
+        <w:rPr>
+          <w:color w:val="0070C0"/>
+          <w:u w:val="single"/>
+        </w:rPr>
+        <w:t>(PK)</w:t>
+      </w:r>
+      <w:r>
+        <w:rPr>
+          <w:color w:val="0070C0"/>
+        </w:rPr>
+        <w:t>, SessionDate, SessionTime,Se</w:t>
+      </w:r>
+      <w:r>
+        <w:rPr>
+          <w:color w:val="0070C0"/>
+        </w:rPr>
+        <w:t xml:space="preserve">ssionType, HourlyRate, DurationMinutes, </w:t>
+      </w:r>
       <w:r>
         <w:rPr>
           <w:i/>
           <w:iCs/>
           <w:color w:val="0070C0"/>
         </w:rPr>
-        <w:t>StudentID,TutorID</w:t>
-      </w:r>
-      <w:proofErr w:type="gramEnd"/>
-      <w:r>
-        <w:rPr>
-          <w:i/>
-          <w:iCs/>
-          <w:color w:val="0070C0"/>
-        </w:rPr>
-        <w:t>,</w:t>
-      </w:r>
-      <w:proofErr w:type="gramStart"/>
-      <w:r>
-        <w:rPr>
-          <w:i/>
-          <w:iCs/>
-          <w:color w:val="0070C0"/>
-        </w:rPr>
-        <w:t>RoomID,CourseID</w:t>
-      </w:r>
-      <w:proofErr w:type="spellEnd"/>
-      <w:proofErr w:type="gramEnd"/>
+        <w:t>StudentID,TutorID,RoomID,CourseID</w:t>
+      </w:r>
       <w:r>
         <w:rPr>
           <w:color w:val="0070C0"/>
@@ -1591,15 +1284,7 @@
         <w:ind w:right="6158"/>
       </w:pPr>
       <w:r>
-        <w:t xml:space="preserve">primary </w:t>
-      </w:r>
-      <w:proofErr w:type="gramStart"/>
-      <w:r>
-        <w:t>key(</w:t>
-      </w:r>
-      <w:proofErr w:type="gramEnd"/>
-      <w:r>
-        <w:t>PK)</w:t>
+        <w:t>primary key(PK)</w:t>
       </w:r>
     </w:p>
     <w:p>
@@ -1613,7 +1298,6 @@
         <w:ind w:right="6158"/>
       </w:pPr>
       <w:r>
-        <w:lastRenderedPageBreak/>
         <w:t xml:space="preserve"> foreign keys (FK) </w:t>
       </w:r>
     </w:p>
@@ -1654,7 +1338,6 @@
       <w:r>
         <w:t xml:space="preserve">Write SQL statements to: </w:t>
       </w:r>
-      <w:proofErr w:type="gramStart"/>
       <w:r>
         <w:rPr>
           <w:rFonts w:ascii="Courier New" w:eastAsia="Courier New" w:hAnsi="Courier New" w:cs="Courier New"/>
@@ -1676,11 +1359,9 @@
         </w:rPr>
         <w:tab/>
       </w:r>
-      <w:proofErr w:type="gramEnd"/>
       <w:r>
         <w:t xml:space="preserve">create all tables </w:t>
       </w:r>
-      <w:proofErr w:type="gramStart"/>
       <w:r>
         <w:rPr>
           <w:rFonts w:ascii="Courier New" w:eastAsia="Courier New" w:hAnsi="Courier New" w:cs="Courier New"/>
@@ -1702,11 +1383,9 @@
         </w:rPr>
         <w:tab/>
       </w:r>
-      <w:proofErr w:type="gramEnd"/>
       <w:r>
         <w:t xml:space="preserve">define primary keys </w:t>
       </w:r>
-      <w:proofErr w:type="spellStart"/>
       <w:r>
         <w:rPr>
           <w:rFonts w:ascii="Courier New" w:eastAsia="Courier New" w:hAnsi="Courier New" w:cs="Courier New"/>
@@ -1714,7 +1393,6 @@
         </w:rPr>
         <w:t>o</w:t>
       </w:r>
-      <w:proofErr w:type="spellEnd"/>
       <w:r>
         <w:rPr>
           <w:rFonts w:ascii="Arial" w:eastAsia="Arial" w:hAnsi="Arial" w:cs="Arial"/>
@@ -1754,15 +1432,7 @@
         <w:tab/>
       </w:r>
       <w:r>
-        <w:t xml:space="preserve">use appropriate data </w:t>
-      </w:r>
-      <w:proofErr w:type="gramStart"/>
-      <w:r>
-        <w:t>types</w:t>
-      </w:r>
-      <w:proofErr w:type="gramEnd"/>
-      <w:r>
-        <w:t xml:space="preserve"> </w:t>
+        <w:t xml:space="preserve">use appropriate data types </w:t>
       </w:r>
     </w:p>
     <w:p>
@@ -1790,21 +1460,7 @@
         <w:rPr>
           <w:b/>
         </w:rPr>
-        <w:t xml:space="preserve">at least </w:t>
-      </w:r>
-      <w:proofErr w:type="gramStart"/>
-      <w:r>
-        <w:rPr>
-          <w:b/>
-        </w:rPr>
-        <w:t>5</w:t>
-      </w:r>
-      <w:proofErr w:type="gramEnd"/>
-      <w:r>
-        <w:rPr>
-          <w:b/>
-        </w:rPr>
-        <w:t xml:space="preserve"> records into EACH table</w:t>
+        <w:t>at least 5 records into EACH table</w:t>
       </w:r>
       <w:r>
         <w:t xml:space="preserve">: </w:t>
@@ -1955,14 +1611,12 @@
       <w:r>
         <w:t xml:space="preserve">Foreign key relationships must be </w:t>
       </w:r>
-      <w:proofErr w:type="gramStart"/>
       <w:r>
         <w:rPr>
           <w:b/>
         </w:rPr>
         <w:t>valid</w:t>
       </w:r>
-      <w:proofErr w:type="gramEnd"/>
       <w:r>
         <w:t xml:space="preserve"> </w:t>
       </w:r>
@@ -1976,23 +1630,7 @@
         <w:ind w:hanging="360"/>
       </w:pPr>
       <w:r>
-        <w:t>Avoid placeholder values like "</w:t>
-      </w:r>
-      <w:proofErr w:type="spellStart"/>
-      <w:r>
-        <w:t>abc</w:t>
-      </w:r>
-      <w:proofErr w:type="spellEnd"/>
-      <w:r>
-        <w:t>" or "</w:t>
-      </w:r>
-      <w:proofErr w:type="gramStart"/>
-      <w:r>
-        <w:t>test"</w:t>
-      </w:r>
-      <w:proofErr w:type="gramEnd"/>
-      <w:r>
-        <w:t xml:space="preserve"> </w:t>
+        <w:t xml:space="preserve">Avoid placeholder values like "abc" or "test" </w:t>
       </w:r>
     </w:p>
     <w:p>
@@ -2014,15 +1652,7 @@
         <w:t>variety</w:t>
       </w:r>
       <w:r>
-        <w:t xml:space="preserve"> (different majors, courses, durations, </w:t>
-      </w:r>
-      <w:proofErr w:type="gramStart"/>
-      <w:r>
-        <w:t>etc.</w:t>
-      </w:r>
-      <w:proofErr w:type="gramEnd"/>
-      <w:r>
-        <w:t xml:space="preserve">) Submissions with poor or inconsistent data will lose points. </w:t>
+        <w:t xml:space="preserve"> (different majors, courses, durations, etc.) Submissions with poor or inconsistent data will lose points. </w:t>
       </w:r>
     </w:p>
     <w:p>
@@ -2044,6 +1674,7 @@
         <w:ind w:left="-5"/>
       </w:pPr>
       <w:r>
+        <w:lastRenderedPageBreak/>
         <w:t xml:space="preserve">Part 5: Write Queries </w:t>
       </w:r>
     </w:p>
@@ -2078,8 +1709,6 @@
       <w:r>
         <w:t xml:space="preserve">student name </w:t>
       </w:r>
-      <w:proofErr w:type="spellStart"/>
-      <w:proofErr w:type="gramStart"/>
       <w:r>
         <w:rPr>
           <w:rFonts w:ascii="Courier New" w:eastAsia="Courier New" w:hAnsi="Courier New" w:cs="Courier New"/>
@@ -2087,7 +1716,6 @@
         </w:rPr>
         <w:t>o</w:t>
       </w:r>
-      <w:proofErr w:type="spellEnd"/>
       <w:r>
         <w:rPr>
           <w:rFonts w:ascii="Arial" w:eastAsia="Arial" w:hAnsi="Arial" w:cs="Arial"/>
@@ -2102,7 +1730,6 @@
         </w:rPr>
         <w:tab/>
       </w:r>
-      <w:proofErr w:type="gramEnd"/>
       <w:r>
         <w:t xml:space="preserve">tutor name </w:t>
       </w:r>
@@ -2140,15 +1767,7 @@
         <w:ind w:right="2123" w:hanging="360"/>
       </w:pPr>
       <w:r>
-        <w:t xml:space="preserve">List all sessions for a specific student </w:t>
-      </w:r>
-      <w:proofErr w:type="gramStart"/>
-      <w:r>
-        <w:t>3</w:t>
-      </w:r>
-      <w:proofErr w:type="gramEnd"/>
-      <w:r>
-        <w:t>.</w:t>
+        <w:t>List all sessions for a specific student 3.</w:t>
       </w:r>
       <w:r>
         <w:rPr>
@@ -2157,15 +1776,7 @@
         <w:t xml:space="preserve"> </w:t>
       </w:r>
       <w:r>
-        <w:t xml:space="preserve">List all sessions conducted by a specific tutor </w:t>
-      </w:r>
-      <w:proofErr w:type="gramStart"/>
-      <w:r>
-        <w:t>4</w:t>
-      </w:r>
-      <w:proofErr w:type="gramEnd"/>
-      <w:r>
-        <w:t>.</w:t>
+        <w:t>List all sessions conducted by a specific tutor 4.</w:t>
       </w:r>
       <w:r>
         <w:rPr>
@@ -2244,7 +1855,6 @@
         <w:rPr>
           <w:b/>
         </w:rPr>
-        <w:lastRenderedPageBreak/>
         <w:t xml:space="preserve">Please upload everything to </w:t>
       </w:r>
       <w:r>
@@ -2321,15 +1931,7 @@
         <w:ind w:left="225" w:hanging="240"/>
       </w:pPr>
       <w:r>
-        <w:t>SQL File (.</w:t>
-      </w:r>
-      <w:proofErr w:type="spellStart"/>
-      <w:r>
-        <w:t>sql</w:t>
-      </w:r>
-      <w:proofErr w:type="spellEnd"/>
-      <w:r>
-        <w:t xml:space="preserve">) </w:t>
+        <w:t xml:space="preserve">SQL File (.sql) </w:t>
       </w:r>
     </w:p>
     <w:p>
@@ -2373,15 +1975,7 @@
         <w:ind w:hanging="360"/>
       </w:pPr>
       <w:r>
-        <w:t xml:space="preserve">INSERT </w:t>
-      </w:r>
-      <w:proofErr w:type="gramStart"/>
-      <w:r>
-        <w:t>statements</w:t>
-      </w:r>
-      <w:proofErr w:type="gramEnd"/>
-      <w:r>
-        <w:t xml:space="preserve"> </w:t>
+        <w:t xml:space="preserve">INSERT statements </w:t>
       </w:r>
     </w:p>
     <w:p>
